--- a/docs/项目现状报告_给甲方.docx
+++ b/docs/项目现状报告_给甲方.docx
@@ -1153,7 +1153,7 @@
         <w:rPr>
           <w:rFonts w:hint="eastAsia"/>
         </w:rPr>
-        <w:t>6.2 文档</w:t>
+        <w:t>6.2 文档（15 篇）</w:t>
       </w:r>
       <w:r>
         <w:fldChar w:fldCharType="end" w:fldLock="0" w:dirty="0"/>
@@ -16763,7 +16763,7 @@
           <w:color w:val="1565c0"/>
           <w:sz w:val="27"/>
         </w:rPr>
-        <w:t>6.2 文档</w:t>
+        <w:t>6.2 文档（15 篇）</w:t>
       </w:r>
       <w:bookmarkEnd w:id="21"/>
     </w:p>
@@ -16896,7 +16896,7 @@
                 <w:color w:val="212121"/>
                 <w:sz w:val="21"/>
               </w:rPr>
-              <w:t>项目文档_代码地图与核心逻辑</w:t>
+              <w:t>复现指南</w:t>
             </w:r>
           </w:p>
         </w:tc>
@@ -16930,7 +16930,7 @@
                 <w:color w:val="212121"/>
                 <w:sz w:val="21"/>
               </w:rPr>
-              <w:t>整体架构、模块职责、调用链</w:t>
+              <w:t>甲方必读：从零复现的完整步骤、前置条件、资产订阅、验收清单</w:t>
             </w:r>
           </w:p>
         </w:tc>
@@ -16968,7 +16968,7 @@
                 <w:color w:val="212121"/>
                 <w:sz w:val="21"/>
               </w:rPr>
-              <w:t>采集使用说明</w:t>
+              <w:t>项目文档_代码地图与核心逻辑</w:t>
             </w:r>
           </w:p>
         </w:tc>
@@ -17003,7 +17003,7 @@
                 <w:color w:val="212121"/>
                 <w:sz w:val="21"/>
               </w:rPr>
-              <w:t>采集流程、按键、数据格式、落盘位置</w:t>
+              <w:t>整体架构、模块职责、调用链</w:t>
             </w:r>
           </w:p>
         </w:tc>
@@ -17040,7 +17040,7 @@
                 <w:color w:val="212121"/>
                 <w:sz w:val="21"/>
               </w:rPr>
-              <w:t>LeRobot3.0采集使用说明</w:t>
+              <w:t>采集使用说明</w:t>
             </w:r>
           </w:p>
         </w:tc>
@@ -17074,7 +17074,7 @@
                 <w:color w:val="212121"/>
                 <w:sz w:val="21"/>
               </w:rPr>
-              <w:t>LeRobot v3.0 安装、启动、产出结构</w:t>
+              <w:t>采集流程、按键、数据格式、落盘位置</w:t>
             </w:r>
           </w:p>
         </w:tc>
@@ -17112,7 +17112,7 @@
                 <w:color w:val="212121"/>
                 <w:sz w:val="21"/>
               </w:rPr>
-              <w:t>手柄说明书 / 键盘操作使用说明书 / 键盘驱动说明</w:t>
+              <w:t>LeRobot3.0采集使用说明</w:t>
             </w:r>
           </w:p>
         </w:tc>
@@ -17147,7 +17147,7 @@
                 <w:color w:val="212121"/>
                 <w:sz w:val="21"/>
               </w:rPr>
-              <w:t>三套操作说明</w:t>
+              <w:t>LeRobot v3.0 安装、启动、产出结构</w:t>
             </w:r>
           </w:p>
         </w:tc>
@@ -17184,7 +17184,7 @@
                 <w:color w:val="212121"/>
                 <w:sz w:val="21"/>
               </w:rPr>
-              <w:t>手腕姿态方向问题分析与修复</w:t>
+              <w:t>手柄说明书 / 键盘操作使用说明书 / 键盘驱动说明</w:t>
             </w:r>
           </w:p>
         </w:tc>
@@ -17218,7 +17218,7 @@
                 <w:color w:val="212121"/>
                 <w:sz w:val="21"/>
               </w:rPr>
-              <w:t>手腕旋转问题定位与修复记录</w:t>
+              <w:t>三套操作说明</w:t>
             </w:r>
           </w:p>
         </w:tc>
@@ -17256,7 +17256,7 @@
                 <w:color w:val="212121"/>
                 <w:sz w:val="21"/>
               </w:rPr>
-              <w:t>甲方仓库_数采代码与格式分析</w:t>
+              <w:t>手腕姿态方向问题分析与修复</w:t>
             </w:r>
           </w:p>
         </w:tc>
@@ -17291,7 +17291,7 @@
                 <w:color w:val="212121"/>
                 <w:sz w:val="21"/>
               </w:rPr>
-              <w:t>甲方官方仓库数采代码、机器人与格式分析</w:t>
+              <w:t>手腕旋转问题定位与修复记录</w:t>
             </w:r>
           </w:p>
         </w:tc>
@@ -17328,7 +17328,7 @@
                 <w:color w:val="212121"/>
                 <w:sz w:val="21"/>
               </w:rPr>
-              <w:t>相机接入排查结论 / 相机资产接入实操</w:t>
+              <w:t>甲方仓库_数采代码与格式分析</w:t>
             </w:r>
           </w:p>
         </w:tc>
@@ -17362,7 +17362,7 @@
                 <w:color w:val="212121"/>
                 <w:sz w:val="21"/>
               </w:rPr>
-              <w:t>相机问题实测证据与资产挂载步骤</w:t>
+              <w:t>甲方官方仓库数采代码、机器人与格式分析</w:t>
             </w:r>
           </w:p>
         </w:tc>
@@ -17400,7 +17400,7 @@
                 <w:color w:val="212121"/>
                 <w:sz w:val="21"/>
               </w:rPr>
-              <w:t>移植性说明 / 路径检查报告 / PRESET</w:t>
+              <w:t>相机接入排查结论 / 相机资产接入实操</w:t>
             </w:r>
           </w:p>
         </w:tc>
@@ -17435,7 +17435,7 @@
                 <w:color w:val="212121"/>
                 <w:sz w:val="21"/>
               </w:rPr>
-              <w:t>换机移植与环境检查</w:t>
+              <w:t>相机问题实测证据与资产挂载步骤</w:t>
             </w:r>
           </w:p>
         </w:tc>
@@ -17468,6 +17468,78 @@
             </w:pPr>
             <w:r>
               <w:rPr>
+                <w:rFonts w:hint="eastAsia" w:ascii="SimSun" w:hAnsi="SimSun" w:eastAsia="SimSun" w:cs="SimSun"/>
+                <w:color w:val="212121"/>
+                <w:sz w:val="21"/>
+              </w:rPr>
+              <w:t>移植性说明 / 路径检查报告 / PRESET</w:t>
+            </w:r>
+          </w:p>
+        </w:tc>
+        <w:tc>
+          <w:tcPr>
+            <w:tcW w:w="4153" w:type="dxa"/>
+            <w:tcBorders>
+              <w:top w:val="single" w:color="d8dee6" w:sz="6"/>
+              <w:left w:val="single" w:color="d8dee6" w:sz="6"/>
+              <w:bottom w:val="single" w:color="d8dee6" w:sz="6"/>
+              <w:right w:val="single" w:color="d8dee6" w:sz="6"/>
+            </w:tcBorders>
+            <w:tcMar>
+              <w:top w:w="84" w:type="dxa"/>
+              <w:left w:w="192" w:type="dxa"/>
+              <w:bottom w:w="84" w:type="dxa"/>
+              <w:right w:w="192" w:type="dxa"/>
+            </w:tcMar>
+            <w:vAlign w:val="center"/>
+          </w:tcPr>
+          <w:p>
+            <w:pPr>
+              <w:jc w:val="left"/>
+              <w:rPr>
+                <w:color w:val="212121"/>
+              </w:rPr>
+            </w:pPr>
+            <w:r>
+              <w:rPr>
+                <w:rFonts w:hint="eastAsia" w:ascii="SimSun" w:hAnsi="SimSun" w:eastAsia="SimSun" w:cs="SimSun"/>
+                <w:color w:val="212121"/>
+                <w:sz w:val="21"/>
+              </w:rPr>
+              <w:t>换机移植与环境检查</w:t>
+            </w:r>
+          </w:p>
+        </w:tc>
+      </w:tr>
+      <w:tr>
+        <w:trPr/>
+        <w:tc>
+          <w:tcPr>
+            <w:tcW w:w="4153" w:type="dxa"/>
+            <w:tcBorders>
+              <w:top w:val="single" w:color="d8dee6" w:sz="6"/>
+              <w:left w:val="single" w:color="d8dee6" w:sz="6"/>
+              <w:bottom w:val="single" w:color="d8dee6" w:sz="6"/>
+              <w:right w:val="single" w:color="d8dee6" w:sz="6"/>
+            </w:tcBorders>
+            <w:shd w:val="clear" w:fill="fafbfd"/>
+            <w:tcMar>
+              <w:top w:w="84" w:type="dxa"/>
+              <w:left w:w="192" w:type="dxa"/>
+              <w:bottom w:w="84" w:type="dxa"/>
+              <w:right w:w="192" w:type="dxa"/>
+            </w:tcMar>
+            <w:vAlign w:val="center"/>
+          </w:tcPr>
+          <w:p>
+            <w:pPr>
+              <w:jc w:val="left"/>
+              <w:rPr>
+                <w:color w:val="212121"/>
+              </w:rPr>
+            </w:pPr>
+            <w:r>
+              <w:rPr>
                 <w:rFonts w:ascii="SimSun" w:hAnsi="SimSun" w:eastAsia="SimSun" w:cs="SimSun"/>
                 <w:color w:val="212121"/>
                 <w:sz w:val="21"/>
@@ -17485,6 +17557,7 @@
               <w:bottom w:val="single" w:color="d8dee6" w:sz="6"/>
               <w:right w:val="single" w:color="d8dee6" w:sz="6"/>
             </w:tcBorders>
+            <w:shd w:val="clear" w:fill="fafbfd"/>
             <w:tcMar>
               <w:top w:w="84" w:type="dxa"/>
               <w:left w:w="192" w:type="dxa"/>
@@ -17557,7 +17630,24 @@
           <w:color w:val="212121"/>
           <w:sz w:val="24"/>
         </w:rPr>
-        <w:t>代码已纳入 Git 版本管理并托管至 GitHub。仓库仅包含源码、配置与文档（约 2 MB），数据集与二进制资产通过忽略规则排除，保证仓库轻量且可快速克隆。</w:t>
+        <w:t xml:space="preserve">代码已纳入 Git 版本管理，并托管至 </w:t>
+      </w:r>
+      <w:r>
+        <w:rPr>
+          <w:rFonts w:hint="eastAsia" w:ascii="SimSun" w:hAnsi="SimSun" w:eastAsia="SimSun" w:cs="SimSun"/>
+          <w:b w:val="1"/>
+          <w:color w:val="212121"/>
+          <w:sz w:val="24"/>
+        </w:rPr>
+        <w:t>GitHub 公开仓库</w:t>
+      </w:r>
+      <w:r>
+        <w:rPr>
+          <w:rFonts w:hint="eastAsia" w:ascii="SimSun" w:hAnsi="SimSun" w:eastAsia="SimSun" w:cs="SimSun"/>
+          <w:color w:val="212121"/>
+          <w:sz w:val="24"/>
+        </w:rPr>
+        <w:t>。仓库仅包含源码、场景 JSON、文档与环境清单，数据集与二进制资产通过忽略规则排除，保证仓库轻量且可快速克隆。</w:t>
       </w:r>
     </w:p>
     <w:tbl>
@@ -17761,7 +17851,7 @@
                 <w:color w:val="212121"/>
                 <w:sz w:val="21"/>
               </w:rPr>
-              <w:t>默认分支</w:t>
+              <w:t>可见性</w:t>
             </w:r>
           </w:p>
         </w:tc>
@@ -17792,11 +17882,11 @@
             </w:pPr>
             <w:r>
               <w:rPr>
-                <w:rFonts w:ascii="SimSun" w:hAnsi="SimSun" w:eastAsia="SimSun" w:cs="SimSun"/>
-                <w:color w:val="212121"/>
-                <w:sz w:val="21"/>
-              </w:rPr>
-              <w:t>main</w:t>
+                <w:rFonts w:hint="eastAsia" w:ascii="SimSun" w:hAnsi="SimSun" w:eastAsia="SimSun" w:cs="SimSun"/>
+                <w:color w:val="212121"/>
+                <w:sz w:val="21"/>
+              </w:rPr>
+              <w:t>Public（公开）</w:t>
             </w:r>
           </w:p>
         </w:tc>
@@ -17833,7 +17923,7 @@
                 <w:color w:val="212121"/>
                 <w:sz w:val="21"/>
               </w:rPr>
-              <w:t>入库文件数</w:t>
+              <w:t>主分支</w:t>
             </w:r>
           </w:p>
         </w:tc>
@@ -17863,11 +17953,11 @@
             </w:pPr>
             <w:r>
               <w:rPr>
-                <w:rFonts w:hint="eastAsia" w:ascii="SimSun" w:hAnsi="SimSun" w:eastAsia="SimSun" w:cs="SimSun"/>
-                <w:color w:val="212121"/>
-                <w:sz w:val="21"/>
-              </w:rPr>
-              <w:t>176 个（源码、文档与配置）</w:t>
+                <w:rFonts w:ascii="SimSun" w:hAnsi="SimSun" w:eastAsia="SimSun" w:cs="SimSun"/>
+                <w:color w:val="212121"/>
+                <w:sz w:val="21"/>
+              </w:rPr>
+              <w:t>main</w:t>
             </w:r>
           </w:p>
         </w:tc>
@@ -17905,7 +17995,7 @@
                 <w:color w:val="212121"/>
                 <w:sz w:val="21"/>
               </w:rPr>
-              <w:t>仓库体积</w:t>
+              <w:t>入库文件数</w:t>
             </w:r>
           </w:p>
         </w:tc>
@@ -17940,7 +18030,7 @@
                 <w:color w:val="212121"/>
                 <w:sz w:val="21"/>
               </w:rPr>
-              <w:t>约 1.5 MB</w:t>
+              <w:t>179 个（源码、场景 JSON、文档与环境清单）</w:t>
             </w:r>
           </w:p>
         </w:tc>
@@ -17977,6 +18067,150 @@
                 <w:color w:val="212121"/>
                 <w:sz w:val="21"/>
               </w:rPr>
+              <w:t>仓库体积</w:t>
+            </w:r>
+          </w:p>
+        </w:tc>
+        <w:tc>
+          <w:tcPr>
+            <w:tcW w:w="4153" w:type="dxa"/>
+            <w:tcBorders>
+              <w:top w:val="single" w:color="d8dee6" w:sz="6"/>
+              <w:left w:val="single" w:color="d8dee6" w:sz="6"/>
+              <w:bottom w:val="single" w:color="d8dee6" w:sz="6"/>
+              <w:right w:val="single" w:color="d8dee6" w:sz="6"/>
+            </w:tcBorders>
+            <w:tcMar>
+              <w:top w:w="84" w:type="dxa"/>
+              <w:left w:w="192" w:type="dxa"/>
+              <w:bottom w:w="84" w:type="dxa"/>
+              <w:right w:w="192" w:type="dxa"/>
+            </w:tcMar>
+            <w:vAlign w:val="center"/>
+          </w:tcPr>
+          <w:p>
+            <w:pPr>
+              <w:jc w:val="left"/>
+              <w:rPr>
+                <w:color w:val="212121"/>
+              </w:rPr>
+            </w:pPr>
+            <w:r>
+              <w:rPr>
+                <w:rFonts w:hint="eastAsia" w:ascii="SimSun" w:hAnsi="SimSun" w:eastAsia="SimSun" w:cs="SimSun"/>
+                <w:color w:val="212121"/>
+                <w:sz w:val="21"/>
+              </w:rPr>
+              <w:t>约 1.6 MB</w:t>
+            </w:r>
+          </w:p>
+        </w:tc>
+      </w:tr>
+      <w:tr>
+        <w:trPr/>
+        <w:tc>
+          <w:tcPr>
+            <w:tcW w:w="4153" w:type="dxa"/>
+            <w:tcBorders>
+              <w:top w:val="single" w:color="d8dee6" w:sz="6"/>
+              <w:left w:val="single" w:color="d8dee6" w:sz="6"/>
+              <w:bottom w:val="single" w:color="d8dee6" w:sz="6"/>
+              <w:right w:val="single" w:color="d8dee6" w:sz="6"/>
+            </w:tcBorders>
+            <w:shd w:val="clear" w:fill="fafbfd"/>
+            <w:tcMar>
+              <w:top w:w="84" w:type="dxa"/>
+              <w:left w:w="192" w:type="dxa"/>
+              <w:bottom w:w="84" w:type="dxa"/>
+              <w:right w:w="192" w:type="dxa"/>
+            </w:tcMar>
+            <w:vAlign w:val="center"/>
+          </w:tcPr>
+          <w:p>
+            <w:pPr>
+              <w:jc w:val="left"/>
+              <w:rPr>
+                <w:color w:val="212121"/>
+              </w:rPr>
+            </w:pPr>
+            <w:r>
+              <w:rPr>
+                <w:rFonts w:hint="eastAsia" w:ascii="SimSun" w:hAnsi="SimSun" w:eastAsia="SimSun" w:cs="SimSun"/>
+                <w:color w:val="212121"/>
+                <w:sz w:val="21"/>
+              </w:rPr>
+              <w:t>内容基线提交</w:t>
+            </w:r>
+          </w:p>
+        </w:tc>
+        <w:tc>
+          <w:tcPr>
+            <w:tcW w:w="4153" w:type="dxa"/>
+            <w:tcBorders>
+              <w:top w:val="single" w:color="d8dee6" w:sz="6"/>
+              <w:left w:val="single" w:color="d8dee6" w:sz="6"/>
+              <w:bottom w:val="single" w:color="d8dee6" w:sz="6"/>
+              <w:right w:val="single" w:color="d8dee6" w:sz="6"/>
+            </w:tcBorders>
+            <w:shd w:val="clear" w:fill="fafbfd"/>
+            <w:tcMar>
+              <w:top w:w="84" w:type="dxa"/>
+              <w:left w:w="192" w:type="dxa"/>
+              <w:bottom w:w="84" w:type="dxa"/>
+              <w:right w:w="192" w:type="dxa"/>
+            </w:tcMar>
+            <w:vAlign w:val="center"/>
+          </w:tcPr>
+          <w:p>
+            <w:pPr>
+              <w:jc w:val="left"/>
+              <w:rPr>
+                <w:color w:val="212121"/>
+              </w:rPr>
+            </w:pPr>
+            <w:r>
+              <w:rPr>
+                <w:rFonts w:hint="eastAsia" w:ascii="SimSun" w:hAnsi="SimSun" w:eastAsia="SimSun" w:cs="SimSun"/>
+                <w:color w:val="212121"/>
+                <w:sz w:val="21"/>
+              </w:rPr>
+              <w:t>b3c282e（2026-10-15，含全部代码与复现链路修复）；其后的文档同步提交不影响复现步骤</w:t>
+            </w:r>
+          </w:p>
+        </w:tc>
+      </w:tr>
+      <w:tr>
+        <w:trPr/>
+        <w:tc>
+          <w:tcPr>
+            <w:tcW w:w="4153" w:type="dxa"/>
+            <w:tcBorders>
+              <w:top w:val="single" w:color="d8dee6" w:sz="6"/>
+              <w:left w:val="single" w:color="d8dee6" w:sz="6"/>
+              <w:bottom w:val="single" w:color="d8dee6" w:sz="6"/>
+              <w:right w:val="single" w:color="d8dee6" w:sz="6"/>
+            </w:tcBorders>
+            <w:tcMar>
+              <w:top w:w="84" w:type="dxa"/>
+              <w:left w:w="192" w:type="dxa"/>
+              <w:bottom w:w="84" w:type="dxa"/>
+              <w:right w:w="192" w:type="dxa"/>
+            </w:tcMar>
+            <w:vAlign w:val="center"/>
+          </w:tcPr>
+          <w:p>
+            <w:pPr>
+              <w:jc w:val="left"/>
+              <w:rPr>
+                <w:color w:val="212121"/>
+              </w:rPr>
+            </w:pPr>
+            <w:r>
+              <w:rPr>
+                <w:rFonts w:hint="eastAsia" w:ascii="SimSun" w:hAnsi="SimSun" w:eastAsia="SimSun" w:cs="SimSun"/>
+                <w:color w:val="212121"/>
+                <w:sz w:val="21"/>
+              </w:rPr>
               <w:t>排除内容</w:t>
             </w:r>
           </w:p>
@@ -18017,6 +18251,23 @@
         </w:tc>
       </w:tr>
     </w:tbl>
+    <w:p>
+      <w:pPr>
+        <w:spacing w:line="408"/>
+        <w:jc w:val="left"/>
+        <w:rPr>
+          <w:color w:val="616161"/>
+        </w:rPr>
+      </w:pPr>
+      <w:r>
+        <w:rPr>
+          <w:rFonts w:hint="eastAsia" w:ascii="SimSun" w:hAnsi="SimSun" w:eastAsia="SimSun" w:cs="SimSun"/>
+          <w:color w:val="616161"/>
+          <w:sz w:val="21"/>
+        </w:rPr>
+        <w:t>克隆方式：git clone https://github.com/yuzhanjianwen-ops/orcalab-manipulation.git。仓库刻意保持轻量 —— 场景依赖的资产包由 OrcaLab 云端按需下发，无需随仓库分发。</w:t>
+      </w:r>
+    </w:p>
     <w:p>
       <w:pPr>
         <w:pStyle w:val="000005"/>
@@ -20924,7 +21175,7 @@
                 <w:color w:val="212121"/>
                 <w:sz w:val="21"/>
               </w:rPr>
-              <w:t>14 篇</w:t>
+              <w:t>15 篇</w:t>
             </w:r>
           </w:p>
         </w:tc>
@@ -20962,7 +21213,7 @@
                 <w:color w:val="212121"/>
                 <w:sz w:val="21"/>
               </w:rPr>
-              <w:t>累计采集帧数</w:t>
+              <w:t>交付仓库</w:t>
             </w:r>
           </w:p>
         </w:tc>
@@ -20997,7 +21248,7 @@
                 <w:color w:val="212121"/>
                 <w:sz w:val="21"/>
               </w:rPr>
-              <w:t>约 19,000 帧</w:t>
+              <w:t>179 个文件 / 约 1.6 MB（GitHub Public）</w:t>
             </w:r>
           </w:p>
         </w:tc>
@@ -21034,6 +21285,78 @@
                 <w:color w:val="212121"/>
                 <w:sz w:val="21"/>
               </w:rPr>
+              <w:t>累计采集帧数</w:t>
+            </w:r>
+          </w:p>
+        </w:tc>
+        <w:tc>
+          <w:tcPr>
+            <w:tcW w:w="4153" w:type="dxa"/>
+            <w:tcBorders>
+              <w:top w:val="single" w:color="d8dee6" w:sz="6"/>
+              <w:left w:val="single" w:color="d8dee6" w:sz="6"/>
+              <w:bottom w:val="single" w:color="d8dee6" w:sz="6"/>
+              <w:right w:val="single" w:color="d8dee6" w:sz="6"/>
+            </w:tcBorders>
+            <w:tcMar>
+              <w:top w:w="84" w:type="dxa"/>
+              <w:left w:w="192" w:type="dxa"/>
+              <w:bottom w:w="84" w:type="dxa"/>
+              <w:right w:w="192" w:type="dxa"/>
+            </w:tcMar>
+            <w:vAlign w:val="center"/>
+          </w:tcPr>
+          <w:p>
+            <w:pPr>
+              <w:jc w:val="left"/>
+              <w:rPr>
+                <w:color w:val="212121"/>
+              </w:rPr>
+            </w:pPr>
+            <w:r>
+              <w:rPr>
+                <w:rFonts w:hint="eastAsia" w:ascii="SimSun" w:hAnsi="SimSun" w:eastAsia="SimSun" w:cs="SimSun"/>
+                <w:color w:val="212121"/>
+                <w:sz w:val="21"/>
+              </w:rPr>
+              <w:t>约 19,000 帧</w:t>
+            </w:r>
+          </w:p>
+        </w:tc>
+      </w:tr>
+      <w:tr>
+        <w:trPr/>
+        <w:tc>
+          <w:tcPr>
+            <w:tcW w:w="4153" w:type="dxa"/>
+            <w:tcBorders>
+              <w:top w:val="single" w:color="d8dee6" w:sz="6"/>
+              <w:left w:val="single" w:color="d8dee6" w:sz="6"/>
+              <w:bottom w:val="single" w:color="d8dee6" w:sz="6"/>
+              <w:right w:val="single" w:color="d8dee6" w:sz="6"/>
+            </w:tcBorders>
+            <w:shd w:val="clear" w:fill="fafbfd"/>
+            <w:tcMar>
+              <w:top w:w="84" w:type="dxa"/>
+              <w:left w:w="192" w:type="dxa"/>
+              <w:bottom w:w="84" w:type="dxa"/>
+              <w:right w:w="192" w:type="dxa"/>
+            </w:tcMar>
+            <w:vAlign w:val="center"/>
+          </w:tcPr>
+          <w:p>
+            <w:pPr>
+              <w:jc w:val="left"/>
+              <w:rPr>
+                <w:color w:val="212121"/>
+              </w:rPr>
+            </w:pPr>
+            <w:r>
+              <w:rPr>
+                <w:rFonts w:hint="eastAsia" w:ascii="SimSun" w:hAnsi="SimSun" w:eastAsia="SimSun" w:cs="SimSun"/>
+                <w:color w:val="212121"/>
+                <w:sz w:val="21"/>
+              </w:rPr>
               <w:t>数据集格式</w:t>
             </w:r>
           </w:p>
@@ -21047,6 +21370,7 @@
               <w:bottom w:val="single" w:color="d8dee6" w:sz="6"/>
               <w:right w:val="single" w:color="d8dee6" w:sz="6"/>
             </w:tcBorders>
+            <w:shd w:val="clear" w:fill="fafbfd"/>
             <w:tcMar>
               <w:top w:w="84" w:type="dxa"/>
               <w:left w:w="192" w:type="dxa"/>
@@ -21173,128 +21497,95 @@
     </w:pPrDefault>
   </w:docDefaults>
   <w:latentStyles w:defLockedState="0" w:defUIPriority="99" w:defSemiHidden="0" w:defUnhideWhenUsed="0" w:defQFormat="0" w:count="88">
+    <w:lsdException w:name="List Continue" w:semiHidden="1" w:unhideWhenUsed="1"/>
+    <w:lsdException w:name="Message Header" w:semiHidden="1" w:unhideWhenUsed="1"/>
+    <w:lsdException w:name="Date" w:semiHidden="1" w:unhideWhenUsed="1"/>
+    <w:lsdException w:name="toc 7" w:uiPriority="39" w:semiHidden="1" w:unhideWhenUsed="1"/>
+    <w:lsdException w:name="annotation reference" w:semiHidden="1" w:unhideWhenUsed="1"/>
+    <w:lsdException w:name="heading 3" w:uiPriority="9" w:semiHidden="1" w:unhideWhenUsed="1" w:qFormat="1"/>
+    <w:lsdException w:name="List Number 3" w:semiHidden="1" w:unhideWhenUsed="1"/>
+    <w:lsdException w:name="Body Text First Indent" w:semiHidden="1" w:unhideWhenUsed="1"/>
+    <w:lsdException w:name="Normal" w:uiPriority="0" w:qFormat="1"/>
+    <w:lsdException w:name="Body Text" w:semiHidden="1" w:unhideWhenUsed="1"/>
+    <w:lsdException w:name="Strong" w:uiPriority="22" w:qFormat="1"/>
+    <w:lsdException w:name="index heading" w:semiHidden="1" w:unhideWhenUsed="1"/>
+    <w:lsdException w:name="List 4" w:semiHidden="1" w:unhideWhenUsed="1"/>
+    <w:lsdException w:name="annotation text" w:semiHidden="1" w:unhideWhenUsed="1"/>
+    <w:lsdException w:name="Signature" w:semiHidden="1" w:unhideWhenUsed="1"/>
+    <w:lsdException w:name="List Continue 2" w:semiHidden="1" w:unhideWhenUsed="1"/>
+    <w:lsdException w:name="List" w:semiHidden="1" w:unhideWhenUsed="1"/>
+    <w:lsdException w:name="endnote text" w:semiHidden="1" w:unhideWhenUsed="1"/>
+    <w:lsdException w:name="table of authorities" w:semiHidden="1" w:unhideWhenUsed="1"/>
+    <w:lsdException w:name="Body Text First Indent 2" w:semiHidden="1" w:unhideWhenUsed="1"/>
+    <w:lsdException w:name="endnote reference" w:semiHidden="1" w:unhideWhenUsed="1"/>
+    <w:lsdException w:name="heading 2" w:uiPriority="9" w:semiHidden="1" w:unhideWhenUsed="1" w:qFormat="1"/>
+    <w:lsdException w:name="heading 4" w:uiPriority="9" w:semiHidden="1" w:unhideWhenUsed="1" w:qFormat="1"/>
+    <w:lsdException w:name="heading 8" w:uiPriority="9" w:semiHidden="1" w:unhideWhenUsed="1" w:qFormat="1"/>
+    <w:lsdException w:name="toc 1" w:uiPriority="39" w:semiHidden="1" w:unhideWhenUsed="1"/>
+    <w:lsdException w:name="toc 6" w:uiPriority="39" w:semiHidden="1" w:unhideWhenUsed="1"/>
+    <w:lsdException w:name="List Continue 4" w:semiHidden="1" w:unhideWhenUsed="1"/>
+    <w:lsdException w:name="Block Text" w:semiHidden="1" w:unhideWhenUsed="1"/>
+    <w:lsdException w:name="List Continue 5" w:semiHidden="1" w:unhideWhenUsed="1"/>
+    <w:lsdException w:name="Subtitle" w:uiPriority="11" w:qFormat="1"/>
+    <w:lsdException w:name="List Number 2" w:semiHidden="1" w:unhideWhenUsed="1"/>
+    <w:lsdException w:name="Hyperlink" w:semiHidden="1" w:unhideWhenUsed="1"/>
+    <w:lsdException w:name="envelope return" w:semiHidden="1" w:unhideWhenUsed="1"/>
+    <w:lsdException w:name="Salutation" w:semiHidden="1" w:unhideWhenUsed="1"/>
+    <w:lsdException w:name="heading 5" w:uiPriority="9" w:semiHidden="1" w:unhideWhenUsed="1" w:qFormat="1"/>
+    <w:lsdException w:name="Closing" w:semiHidden="1" w:unhideWhenUsed="1"/>
+    <w:lsdException w:name="heading 1" w:uiPriority="9" w:qFormat="1"/>
+    <w:lsdException w:name="index 6" w:semiHidden="1" w:unhideWhenUsed="1"/>
+    <w:lsdException w:name="heading 9" w:uiPriority="9" w:semiHidden="1" w:unhideWhenUsed="1" w:qFormat="1"/>
+    <w:lsdException w:name="index 5" w:semiHidden="1" w:unhideWhenUsed="1"/>
+    <w:lsdException w:name="toc 3" w:uiPriority="39" w:semiHidden="1" w:unhideWhenUsed="1"/>
+    <w:lsdException w:name="List 5" w:semiHidden="1" w:unhideWhenUsed="1"/>
     <w:lsdException w:name="List Number" w:semiHidden="1" w:unhideWhenUsed="1"/>
-    <w:lsdException w:name="Closing" w:semiHidden="1" w:unhideWhenUsed="1"/>
-    <w:lsdException w:name="List" w:semiHidden="1" w:unhideWhenUsed="1"/>
-    <w:lsdException w:name="endnote reference" w:semiHidden="1" w:unhideWhenUsed="1"/>
+    <w:lsdException w:name="toc 8" w:uiPriority="39" w:semiHidden="1" w:unhideWhenUsed="1"/>
+    <w:lsdException w:name="List 2" w:semiHidden="1" w:unhideWhenUsed="1"/>
+    <w:lsdException w:name="header" w:semiHidden="1" w:unhideWhenUsed="1"/>
+    <w:lsdException w:name="envelope address" w:semiHidden="1" w:unhideWhenUsed="1"/>
+    <w:lsdException w:name="Body Text Indent" w:semiHidden="1" w:unhideWhenUsed="1"/>
+    <w:lsdException w:name="macro" w:semiHidden="1" w:unhideWhenUsed="1"/>
+    <w:lsdException w:name="List Number 5" w:semiHidden="1" w:unhideWhenUsed="1"/>
+    <w:lsdException w:name="caption" w:uiPriority="35" w:semiHidden="1" w:unhideWhenUsed="1" w:qFormat="1"/>
+    <w:lsdException w:name="heading 6" w:uiPriority="9" w:semiHidden="1" w:unhideWhenUsed="1" w:qFormat="1"/>
+    <w:lsdException w:name="toc 5" w:uiPriority="39" w:semiHidden="1" w:unhideWhenUsed="1"/>
+    <w:lsdException w:name="index 9" w:semiHidden="1" w:unhideWhenUsed="1"/>
     <w:lsdException w:name="FollowedHyperlink" w:semiHidden="1" w:unhideWhenUsed="1"/>
+    <w:lsdException w:name="Note Heading" w:semiHidden="1" w:unhideWhenUsed="1"/>
+    <w:lsdException w:name="index 3" w:semiHidden="1" w:unhideWhenUsed="1"/>
+    <w:lsdException w:name="index 1" w:semiHidden="1" w:unhideWhenUsed="1"/>
     <w:lsdException w:name="footnote reference" w:semiHidden="1" w:unhideWhenUsed="1"/>
+    <w:lsdException w:name="index 2" w:semiHidden="1" w:unhideWhenUsed="1"/>
+    <w:lsdException w:name="index 4" w:semiHidden="1" w:unhideWhenUsed="1"/>
+    <w:lsdException w:name="index 7" w:semiHidden="1" w:unhideWhenUsed="1"/>
+    <w:lsdException w:name="toc 4" w:uiPriority="39" w:semiHidden="1" w:unhideWhenUsed="1"/>
+    <w:lsdException w:name="toc 2" w:uiPriority="39" w:semiHidden="1" w:unhideWhenUsed="1"/>
+    <w:lsdException w:name="toc 9" w:uiPriority="39" w:semiHidden="1" w:unhideWhenUsed="1"/>
+    <w:lsdException w:name="page number" w:semiHidden="1" w:unhideWhenUsed="1"/>
+    <w:lsdException w:name="footer" w:semiHidden="1" w:unhideWhenUsed="1"/>
+    <w:lsdException w:name="List Bullet 5" w:semiHidden="1" w:unhideWhenUsed="1"/>
+    <w:lsdException w:name="Body Text Indent 2" w:semiHidden="1" w:unhideWhenUsed="1"/>
+    <w:lsdException w:name="toa heading" w:semiHidden="1" w:unhideWhenUsed="1"/>
+    <w:lsdException w:name="List 3" w:semiHidden="1" w:unhideWhenUsed="1"/>
+    <w:lsdException w:name="Body Text Indent 3" w:semiHidden="1" w:unhideWhenUsed="1"/>
+    <w:lsdException w:name="Body Text 2" w:semiHidden="1" w:unhideWhenUsed="1"/>
+    <w:lsdException w:name="index 8" w:semiHidden="1" w:unhideWhenUsed="1"/>
+    <w:lsdException w:name="List Bullet" w:semiHidden="1" w:unhideWhenUsed="1"/>
+    <w:lsdException w:name="heading 7" w:uiPriority="9" w:semiHidden="1" w:unhideWhenUsed="1" w:qFormat="1"/>
+    <w:lsdException w:name="Default Paragraph Font" w:uiPriority="1" w:semiHidden="1" w:unhideWhenUsed="1"/>
+    <w:lsdException w:name="Body Text 3" w:semiHidden="1" w:unhideWhenUsed="1"/>
+    <w:lsdException w:name="Title" w:uiPriority="10" w:qFormat="1"/>
+    <w:lsdException w:name="List Continue 3" w:semiHidden="1" w:unhideWhenUsed="1"/>
+    <w:lsdException w:name="footnote text" w:semiHidden="1" w:unhideWhenUsed="1"/>
+    <w:lsdException w:name="List Number 4" w:semiHidden="1" w:unhideWhenUsed="1"/>
+    <w:lsdException w:name="table of figures" w:semiHidden="1" w:unhideWhenUsed="1"/>
+    <w:lsdException w:name="List Bullet 3" w:semiHidden="1" w:unhideWhenUsed="1"/>
+    <w:lsdException w:name="List Bullet 4" w:semiHidden="1" w:unhideWhenUsed="1"/>
     <w:lsdException w:name="List Bullet 2" w:semiHidden="1" w:unhideWhenUsed="1"/>
-    <w:lsdException w:name="Title" w:uiPriority="10" w:qFormat="1"/>
-    <w:lsdException w:name="List Continue 4" w:semiHidden="1" w:unhideWhenUsed="1"/>
-    <w:lsdException w:name="index heading" w:semiHidden="1" w:unhideWhenUsed="1"/>
-    <w:lsdException w:name="List 5" w:semiHidden="1" w:unhideWhenUsed="1"/>
-    <w:lsdException w:name="toc 5" w:uiPriority="39" w:semiHidden="1" w:unhideWhenUsed="1"/>
-    <w:lsdException w:name="List Number 3" w:semiHidden="1" w:unhideWhenUsed="1"/>
-    <w:lsdException w:name="index 9" w:semiHidden="1" w:unhideWhenUsed="1"/>
-    <w:lsdException w:name="heading 6" w:uiPriority="9" w:semiHidden="1" w:unhideWhenUsed="1" w:qFormat="1"/>
-    <w:lsdException w:name="index 6" w:semiHidden="1" w:unhideWhenUsed="1"/>
-    <w:lsdException w:name="List Bullet" w:semiHidden="1" w:unhideWhenUsed="1"/>
-    <w:lsdException w:name="toc 9" w:uiPriority="39" w:semiHidden="1" w:unhideWhenUsed="1"/>
-    <w:lsdException w:name="table of authorities" w:semiHidden="1" w:unhideWhenUsed="1"/>
-    <w:lsdException w:name="List 2" w:semiHidden="1" w:unhideWhenUsed="1"/>
-    <w:lsdException w:name="List Bullet 5" w:semiHidden="1" w:unhideWhenUsed="1"/>
-    <w:lsdException w:name="index 2" w:semiHidden="1" w:unhideWhenUsed="1"/>
-    <w:lsdException w:name="heading 1" w:uiPriority="9" w:qFormat="1"/>
-    <w:lsdException w:name="heading 2" w:uiPriority="9" w:semiHidden="1" w:unhideWhenUsed="1" w:qFormat="1"/>
-    <w:lsdException w:name="Body Text First Indent" w:semiHidden="1" w:unhideWhenUsed="1"/>
-    <w:lsdException w:name="Body Text 2" w:semiHidden="1" w:unhideWhenUsed="1"/>
-    <w:lsdException w:name="caption" w:uiPriority="35" w:semiHidden="1" w:unhideWhenUsed="1" w:qFormat="1"/>
-    <w:lsdException w:name="List Continue 5" w:semiHidden="1" w:unhideWhenUsed="1"/>
-    <w:lsdException w:name="toc 4" w:uiPriority="39" w:semiHidden="1" w:unhideWhenUsed="1"/>
-    <w:lsdException w:name="index 1" w:semiHidden="1" w:unhideWhenUsed="1"/>
-    <w:lsdException w:name="Hyperlink" w:semiHidden="1" w:unhideWhenUsed="1"/>
     <w:lsdException w:name="Normal Indent" w:semiHidden="1" w:unhideWhenUsed="1"/>
-    <w:lsdException w:name="heading 5" w:uiPriority="9" w:semiHidden="1" w:unhideWhenUsed="1" w:qFormat="1"/>
-    <w:lsdException w:name="Default Paragraph Font" w:uiPriority="1" w:semiHidden="1" w:unhideWhenUsed="1"/>
-    <w:lsdException w:name="Body Text Indent 2" w:semiHidden="1" w:unhideWhenUsed="1"/>
     <w:lsdException w:name="line number" w:semiHidden="1" w:unhideWhenUsed="1"/>
-    <w:lsdException w:name="List Number 4" w:semiHidden="1" w:unhideWhenUsed="1"/>
-    <w:lsdException w:name="index 5" w:semiHidden="1" w:unhideWhenUsed="1"/>
-    <w:lsdException w:name="heading 9" w:uiPriority="9" w:semiHidden="1" w:unhideWhenUsed="1" w:qFormat="1"/>
-    <w:lsdException w:name="page number" w:semiHidden="1" w:unhideWhenUsed="1"/>
-    <w:lsdException w:name="annotation text" w:semiHidden="1" w:unhideWhenUsed="1"/>
-    <w:lsdException w:name="Body Text 3" w:semiHidden="1" w:unhideWhenUsed="1"/>
-    <w:lsdException w:name="List Continue 2" w:semiHidden="1" w:unhideWhenUsed="1"/>
-    <w:lsdException w:name="annotation reference" w:semiHidden="1" w:unhideWhenUsed="1"/>
-    <w:lsdException w:name="toc 3" w:uiPriority="39" w:semiHidden="1" w:unhideWhenUsed="1"/>
-    <w:lsdException w:name="toa heading" w:semiHidden="1" w:unhideWhenUsed="1"/>
-    <w:lsdException w:name="Note Heading" w:semiHidden="1" w:unhideWhenUsed="1"/>
-    <w:lsdException w:name="Message Header" w:semiHidden="1" w:unhideWhenUsed="1"/>
-    <w:lsdException w:name="index 8" w:semiHidden="1" w:unhideWhenUsed="1"/>
-    <w:lsdException w:name="Normal" w:uiPriority="0" w:qFormat="1"/>
-    <w:lsdException w:name="footnote text" w:semiHidden="1" w:unhideWhenUsed="1"/>
-    <w:lsdException w:name="toc 7" w:uiPriority="39" w:semiHidden="1" w:unhideWhenUsed="1"/>
-    <w:lsdException w:name="toc 8" w:uiPriority="39" w:semiHidden="1" w:unhideWhenUsed="1"/>
-    <w:lsdException w:name="List Number 5" w:semiHidden="1" w:unhideWhenUsed="1"/>
-    <w:lsdException w:name="List Bullet 4" w:semiHidden="1" w:unhideWhenUsed="1"/>
-    <w:lsdException w:name="footer" w:semiHidden="1" w:unhideWhenUsed="1"/>
-    <w:lsdException w:name="envelope address" w:semiHidden="1" w:unhideWhenUsed="1"/>
-    <w:lsdException w:name="Strong" w:uiPriority="22" w:qFormat="1"/>
-    <w:lsdException w:name="List 4" w:semiHidden="1" w:unhideWhenUsed="1"/>
-    <w:lsdException w:name="List Continue" w:semiHidden="1" w:unhideWhenUsed="1"/>
-    <w:lsdException w:name="Body Text Indent" w:semiHidden="1" w:unhideWhenUsed="1"/>
-    <w:lsdException w:name="heading 4" w:uiPriority="9" w:semiHidden="1" w:unhideWhenUsed="1" w:qFormat="1"/>
-    <w:lsdException w:name="Salutation" w:semiHidden="1" w:unhideWhenUsed="1"/>
-    <w:lsdException w:name="header" w:semiHidden="1" w:unhideWhenUsed="1"/>
-    <w:lsdException w:name="List Number 2" w:semiHidden="1" w:unhideWhenUsed="1"/>
-    <w:lsdException w:name="index 7" w:semiHidden="1" w:unhideWhenUsed="1"/>
-    <w:lsdException w:name="index 4" w:semiHidden="1" w:unhideWhenUsed="1"/>
-    <w:lsdException w:name="heading 7" w:uiPriority="9" w:semiHidden="1" w:unhideWhenUsed="1" w:qFormat="1"/>
-    <w:lsdException w:name="table of figures" w:semiHidden="1" w:unhideWhenUsed="1"/>
-    <w:lsdException w:name="Block Text" w:semiHidden="1" w:unhideWhenUsed="1"/>
-    <w:lsdException w:name="Subtitle" w:uiPriority="11" w:qFormat="1"/>
-    <w:lsdException w:name="heading 8" w:uiPriority="9" w:semiHidden="1" w:unhideWhenUsed="1" w:qFormat="1"/>
-    <w:lsdException w:name="Body Text First Indent 2" w:semiHidden="1" w:unhideWhenUsed="1"/>
-    <w:lsdException w:name="Date" w:semiHidden="1" w:unhideWhenUsed="1"/>
-    <w:lsdException w:name="List Continue 3" w:semiHidden="1" w:unhideWhenUsed="1"/>
-    <w:lsdException w:name="toc 1" w:uiPriority="39" w:semiHidden="1" w:unhideWhenUsed="1"/>
-    <w:lsdException w:name="List 3" w:semiHidden="1" w:unhideWhenUsed="1"/>
-    <w:lsdException w:name="Body Text" w:semiHidden="1" w:unhideWhenUsed="1"/>
-    <w:lsdException w:name="toc 2" w:uiPriority="39" w:semiHidden="1" w:unhideWhenUsed="1"/>
-    <w:lsdException w:name="List Bullet 3" w:semiHidden="1" w:unhideWhenUsed="1"/>
-    <w:lsdException w:name="index 3" w:semiHidden="1" w:unhideWhenUsed="1"/>
-    <w:lsdException w:name="Signature" w:semiHidden="1" w:unhideWhenUsed="1"/>
-    <w:lsdException w:name="heading 3" w:uiPriority="9" w:semiHidden="1" w:unhideWhenUsed="1" w:qFormat="1"/>
-    <w:lsdException w:name="endnote text" w:semiHidden="1" w:unhideWhenUsed="1"/>
-    <w:lsdException w:name="Body Text Indent 3" w:semiHidden="1" w:unhideWhenUsed="1"/>
-    <w:lsdException w:name="toc 6" w:uiPriority="39" w:semiHidden="1" w:unhideWhenUsed="1"/>
-    <w:lsdException w:name="macro" w:semiHidden="1" w:unhideWhenUsed="1"/>
-    <w:lsdException w:name="envelope return" w:semiHidden="1" w:unhideWhenUsed="1"/>
   </w:latentStyles>
-  <w:style w:type="paragraph" w:styleId="000003">
-    <w:name w:val="toc 1"/>
-    <w:basedOn w:val="Normal"/>
-    <w:qFormat w:val="1"/>
-    <w:pPr>
-      <w:tabs>
-        <w:tab w:val="right" w:leader="dot" w:pos="9072"/>
-      </w:tabs>
-      <w:spacing w:before="120" w:after="120" w:line="360"/>
-    </w:pPr>
-    <w:rPr>
-      <w:rFonts w:ascii="SimSun" w:hAnsi="SimSun" w:eastAsia="SimSun" w:cs="SimSun"/>
-      <w:sz w:val="24"/>
-      <w:szCs w:val="24"/>
-    </w:rPr>
-  </w:style>
-  <w:style w:type="paragraph" w:styleId="000004">
-    <w:name w:val="toc 2"/>
-    <w:basedOn w:val="Normal"/>
-    <w:qFormat w:val="1"/>
-    <w:pPr>
-      <w:tabs>
-        <w:tab w:val="right" w:leader="dot" w:pos="9072"/>
-      </w:tabs>
-      <w:spacing w:after="60" w:line="360"/>
-      <w:ind w:left="420"/>
-    </w:pPr>
-    <w:rPr>
-      <w:rFonts w:ascii="SimSun" w:hAnsi="SimSun" w:eastAsia="SimSun" w:cs="SimSun"/>
-      <w:sz w:val="24"/>
-      <w:szCs w:val="24"/>
-    </w:rPr>
-  </w:style>
   <w:style w:type="paragraph" w:styleId="000006">
     <w:name w:val="heading 3"/>
     <w:basedOn w:val="Normal"/>
@@ -21329,6 +21620,39 @@
       <w:b w:val="1"/>
       <w:sz w:val="26"/>
       <w:szCs w:val="26"/>
+    </w:rPr>
+  </w:style>
+  <w:style w:type="paragraph" w:styleId="000004">
+    <w:name w:val="toc 2"/>
+    <w:basedOn w:val="Normal"/>
+    <w:qFormat w:val="1"/>
+    <w:pPr>
+      <w:tabs>
+        <w:tab w:val="right" w:leader="dot" w:pos="9072"/>
+      </w:tabs>
+      <w:spacing w:after="60" w:line="360"/>
+      <w:ind w:left="420"/>
+    </w:pPr>
+    <w:rPr>
+      <w:rFonts w:ascii="SimSun" w:hAnsi="SimSun" w:eastAsia="SimSun" w:cs="SimSun"/>
+      <w:sz w:val="24"/>
+      <w:szCs w:val="24"/>
+    </w:rPr>
+  </w:style>
+  <w:style w:type="paragraph" w:styleId="000003">
+    <w:name w:val="toc 1"/>
+    <w:basedOn w:val="Normal"/>
+    <w:qFormat w:val="1"/>
+    <w:pPr>
+      <w:tabs>
+        <w:tab w:val="right" w:leader="dot" w:pos="9072"/>
+      </w:tabs>
+      <w:spacing w:before="120" w:after="120" w:line="360"/>
+    </w:pPr>
+    <w:rPr>
+      <w:rFonts w:ascii="SimSun" w:hAnsi="SimSun" w:eastAsia="SimSun" w:cs="SimSun"/>
+      <w:sz w:val="24"/>
+      <w:szCs w:val="24"/>
     </w:rPr>
   </w:style>
 </w:styles>

--- a/docs/项目现状报告_给甲方.docx
+++ b/docs/项目现状报告_给甲方.docx
@@ -17579,7 +17579,7 @@
                 <w:color w:val="212121"/>
                 <w:sz w:val="21"/>
               </w:rPr>
-              <w:t>项目总说明</w:t>
+              <w:t>文档索引与阅读路径</w:t>
             </w:r>
           </w:p>
         </w:tc>
@@ -21285,7 +21285,7 @@
                 <w:color w:val="212121"/>
                 <w:sz w:val="21"/>
               </w:rPr>
-              <w:t>累计采集帧数</w:t>
+              <w:t>离线测试</w:t>
             </w:r>
           </w:p>
         </w:tc>
@@ -21319,7 +21319,7 @@
                 <w:color w:val="212121"/>
                 <w:sz w:val="21"/>
               </w:rPr>
-              <w:t>约 19,000 帧</w:t>
+              <w:t>66 项全部通过（tests/run_all_tests.py）</w:t>
             </w:r>
           </w:p>
         </w:tc>
@@ -21357,6 +21357,78 @@
                 <w:color w:val="212121"/>
                 <w:sz w:val="21"/>
               </w:rPr>
+              <w:t>累计采集帧数</w:t>
+            </w:r>
+          </w:p>
+        </w:tc>
+        <w:tc>
+          <w:tcPr>
+            <w:tcW w:w="4153" w:type="dxa"/>
+            <w:tcBorders>
+              <w:top w:val="single" w:color="d8dee6" w:sz="6"/>
+              <w:left w:val="single" w:color="d8dee6" w:sz="6"/>
+              <w:bottom w:val="single" w:color="d8dee6" w:sz="6"/>
+              <w:right w:val="single" w:color="d8dee6" w:sz="6"/>
+            </w:tcBorders>
+            <w:shd w:val="clear" w:fill="fafbfd"/>
+            <w:tcMar>
+              <w:top w:w="84" w:type="dxa"/>
+              <w:left w:w="192" w:type="dxa"/>
+              <w:bottom w:w="84" w:type="dxa"/>
+              <w:right w:w="192" w:type="dxa"/>
+            </w:tcMar>
+            <w:vAlign w:val="center"/>
+          </w:tcPr>
+          <w:p>
+            <w:pPr>
+              <w:jc w:val="left"/>
+              <w:rPr>
+                <w:color w:val="212121"/>
+              </w:rPr>
+            </w:pPr>
+            <w:r>
+              <w:rPr>
+                <w:rFonts w:hint="eastAsia" w:ascii="SimSun" w:hAnsi="SimSun" w:eastAsia="SimSun" w:cs="SimSun"/>
+                <w:color w:val="212121"/>
+                <w:sz w:val="21"/>
+              </w:rPr>
+              <w:t>约 19,000 帧</w:t>
+            </w:r>
+          </w:p>
+        </w:tc>
+      </w:tr>
+      <w:tr>
+        <w:trPr/>
+        <w:tc>
+          <w:tcPr>
+            <w:tcW w:w="4153" w:type="dxa"/>
+            <w:tcBorders>
+              <w:top w:val="single" w:color="d8dee6" w:sz="6"/>
+              <w:left w:val="single" w:color="d8dee6" w:sz="6"/>
+              <w:bottom w:val="single" w:color="d8dee6" w:sz="6"/>
+              <w:right w:val="single" w:color="d8dee6" w:sz="6"/>
+            </w:tcBorders>
+            <w:tcMar>
+              <w:top w:w="84" w:type="dxa"/>
+              <w:left w:w="192" w:type="dxa"/>
+              <w:bottom w:w="84" w:type="dxa"/>
+              <w:right w:w="192" w:type="dxa"/>
+            </w:tcMar>
+            <w:vAlign w:val="center"/>
+          </w:tcPr>
+          <w:p>
+            <w:pPr>
+              <w:jc w:val="left"/>
+              <w:rPr>
+                <w:color w:val="212121"/>
+              </w:rPr>
+            </w:pPr>
+            <w:r>
+              <w:rPr>
+                <w:rFonts w:hint="eastAsia" w:ascii="SimSun" w:hAnsi="SimSun" w:eastAsia="SimSun" w:cs="SimSun"/>
+                <w:color w:val="212121"/>
+                <w:sz w:val="21"/>
+              </w:rPr>
               <w:t>数据集格式</w:t>
             </w:r>
           </w:p>
@@ -21370,7 +21442,6 @@
               <w:bottom w:val="single" w:color="d8dee6" w:sz="6"/>
               <w:right w:val="single" w:color="d8dee6" w:sz="6"/>
             </w:tcBorders>
-            <w:shd w:val="clear" w:fill="fafbfd"/>
             <w:tcMar>
               <w:top w:w="84" w:type="dxa"/>
               <w:left w:w="192" w:type="dxa"/>
@@ -21497,131 +21568,95 @@
     </w:pPrDefault>
   </w:docDefaults>
   <w:latentStyles w:defLockedState="0" w:defUIPriority="99" w:defSemiHidden="0" w:defUnhideWhenUsed="0" w:defQFormat="0" w:count="88">
+    <w:lsdException w:name="toc 9" w:uiPriority="39" w:semiHidden="1" w:unhideWhenUsed="1"/>
+    <w:lsdException w:name="toc 4" w:uiPriority="39" w:semiHidden="1" w:unhideWhenUsed="1"/>
+    <w:lsdException w:name="List Bullet" w:semiHidden="1" w:unhideWhenUsed="1"/>
+    <w:lsdException w:name="index 5" w:semiHidden="1" w:unhideWhenUsed="1"/>
+    <w:lsdException w:name="line number" w:semiHidden="1" w:unhideWhenUsed="1"/>
+    <w:lsdException w:name="heading 9" w:uiPriority="9" w:semiHidden="1" w:unhideWhenUsed="1" w:qFormat="1"/>
+    <w:lsdException w:name="Note Heading" w:semiHidden="1" w:unhideWhenUsed="1"/>
+    <w:lsdException w:name="heading 4" w:uiPriority="9" w:semiHidden="1" w:unhideWhenUsed="1" w:qFormat="1"/>
+    <w:lsdException w:name="Body Text First Indent" w:semiHidden="1" w:unhideWhenUsed="1"/>
+    <w:lsdException w:name="Body Text 3" w:semiHidden="1" w:unhideWhenUsed="1"/>
+    <w:lsdException w:name="heading 1" w:uiPriority="9" w:qFormat="1"/>
+    <w:lsdException w:name="heading 6" w:uiPriority="9" w:semiHidden="1" w:unhideWhenUsed="1" w:qFormat="1"/>
+    <w:lsdException w:name="List Bullet 2" w:semiHidden="1" w:unhideWhenUsed="1"/>
+    <w:lsdException w:name="annotation reference" w:semiHidden="1" w:unhideWhenUsed="1"/>
+    <w:lsdException w:name="Body Text First Indent 2" w:semiHidden="1" w:unhideWhenUsed="1"/>
+    <w:lsdException w:name="List Number 4" w:semiHidden="1" w:unhideWhenUsed="1"/>
+    <w:lsdException w:name="List Continue 5" w:semiHidden="1" w:unhideWhenUsed="1"/>
+    <w:lsdException w:name="List Number 3" w:semiHidden="1" w:unhideWhenUsed="1"/>
+    <w:lsdException w:name="toc 2" w:uiPriority="39" w:semiHidden="1" w:unhideWhenUsed="1"/>
+    <w:lsdException w:name="heading 2" w:uiPriority="9" w:semiHidden="1" w:unhideWhenUsed="1" w:qFormat="1"/>
+    <w:lsdException w:name="Body Text Indent 3" w:semiHidden="1" w:unhideWhenUsed="1"/>
+    <w:lsdException w:name="caption" w:uiPriority="35" w:semiHidden="1" w:unhideWhenUsed="1" w:qFormat="1"/>
+    <w:lsdException w:name="index heading" w:semiHidden="1" w:unhideWhenUsed="1"/>
+    <w:lsdException w:name="page number" w:semiHidden="1" w:unhideWhenUsed="1"/>
+    <w:lsdException w:name="List Bullet 4" w:semiHidden="1" w:unhideWhenUsed="1"/>
+    <w:lsdException w:name="toc 8" w:uiPriority="39" w:semiHidden="1" w:unhideWhenUsed="1"/>
+    <w:lsdException w:name="toc 3" w:uiPriority="39" w:semiHidden="1" w:unhideWhenUsed="1"/>
+    <w:lsdException w:name="toc 5" w:uiPriority="39" w:semiHidden="1" w:unhideWhenUsed="1"/>
+    <w:lsdException w:name="heading 8" w:uiPriority="9" w:semiHidden="1" w:unhideWhenUsed="1" w:qFormat="1"/>
+    <w:lsdException w:name="heading 3" w:uiPriority="9" w:semiHidden="1" w:unhideWhenUsed="1" w:qFormat="1"/>
+    <w:lsdException w:name="Hyperlink" w:semiHidden="1" w:unhideWhenUsed="1"/>
+    <w:lsdException w:name="List 3" w:semiHidden="1" w:unhideWhenUsed="1"/>
+    <w:lsdException w:name="FollowedHyperlink" w:semiHidden="1" w:unhideWhenUsed="1"/>
+    <w:lsdException w:name="heading 5" w:uiPriority="9" w:semiHidden="1" w:unhideWhenUsed="1" w:qFormat="1"/>
+    <w:lsdException w:name="Block Text" w:semiHidden="1" w:unhideWhenUsed="1"/>
+    <w:lsdException w:name="List Bullet 5" w:semiHidden="1" w:unhideWhenUsed="1"/>
+    <w:lsdException w:name="List Bullet 3" w:semiHidden="1" w:unhideWhenUsed="1"/>
+    <w:lsdException w:name="Body Text 2" w:semiHidden="1" w:unhideWhenUsed="1"/>
+    <w:lsdException w:name="List" w:semiHidden="1" w:unhideWhenUsed="1"/>
+    <w:lsdException w:name="Title" w:uiPriority="10" w:qFormat="1"/>
+    <w:lsdException w:name="footnote reference" w:semiHidden="1" w:unhideWhenUsed="1"/>
     <w:lsdException w:name="List Continue" w:semiHidden="1" w:unhideWhenUsed="1"/>
+    <w:lsdException w:name="List 4" w:semiHidden="1" w:unhideWhenUsed="1"/>
+    <w:lsdException w:name="List Continue 2" w:semiHidden="1" w:unhideWhenUsed="1"/>
+    <w:lsdException w:name="List Continue 4" w:semiHidden="1" w:unhideWhenUsed="1"/>
+    <w:lsdException w:name="List Number 5" w:semiHidden="1" w:unhideWhenUsed="1"/>
+    <w:lsdException w:name="List Number" w:semiHidden="1" w:unhideWhenUsed="1"/>
+    <w:lsdException w:name="Strong" w:uiPriority="22" w:qFormat="1"/>
+    <w:lsdException w:name="toc 6" w:uiPriority="39" w:semiHidden="1" w:unhideWhenUsed="1"/>
+    <w:lsdException w:name="toc 1" w:uiPriority="39" w:semiHidden="1" w:unhideWhenUsed="1"/>
+    <w:lsdException w:name="table of figures" w:semiHidden="1" w:unhideWhenUsed="1"/>
+    <w:lsdException w:name="index 7" w:semiHidden="1" w:unhideWhenUsed="1"/>
+    <w:lsdException w:name="table of authorities" w:semiHidden="1" w:unhideWhenUsed="1"/>
+    <w:lsdException w:name="Normal Indent" w:semiHidden="1" w:unhideWhenUsed="1"/>
+    <w:lsdException w:name="index 8" w:semiHidden="1" w:unhideWhenUsed="1"/>
+    <w:lsdException w:name="toc 7" w:uiPriority="39" w:semiHidden="1" w:unhideWhenUsed="1"/>
+    <w:lsdException w:name="envelope return" w:semiHidden="1" w:unhideWhenUsed="1"/>
+    <w:lsdException w:name="heading 7" w:uiPriority="9" w:semiHidden="1" w:unhideWhenUsed="1" w:qFormat="1"/>
+    <w:lsdException w:name="Signature" w:semiHidden="1" w:unhideWhenUsed="1"/>
+    <w:lsdException w:name="Body Text" w:semiHidden="1" w:unhideWhenUsed="1"/>
+    <w:lsdException w:name="annotation text" w:semiHidden="1" w:unhideWhenUsed="1"/>
+    <w:lsdException w:name="endnote text" w:semiHidden="1" w:unhideWhenUsed="1"/>
+    <w:lsdException w:name="endnote reference" w:semiHidden="1" w:unhideWhenUsed="1"/>
+    <w:lsdException w:name="index 2" w:semiHidden="1" w:unhideWhenUsed="1"/>
+    <w:lsdException w:name="index 9" w:semiHidden="1" w:unhideWhenUsed="1"/>
+    <w:lsdException w:name="footer" w:semiHidden="1" w:unhideWhenUsed="1"/>
+    <w:lsdException w:name="index 1" w:semiHidden="1" w:unhideWhenUsed="1"/>
+    <w:lsdException w:name="Subtitle" w:uiPriority="11" w:qFormat="1"/>
+    <w:lsdException w:name="Salutation" w:semiHidden="1" w:unhideWhenUsed="1"/>
+    <w:lsdException w:name="Normal" w:uiPriority="0" w:qFormat="1"/>
+    <w:lsdException w:name="List 2" w:semiHidden="1" w:unhideWhenUsed="1"/>
+    <w:lsdException w:name="Body Text Indent" w:semiHidden="1" w:unhideWhenUsed="1"/>
+    <w:lsdException w:name="List 5" w:semiHidden="1" w:unhideWhenUsed="1"/>
+    <w:lsdException w:name="List Number 2" w:semiHidden="1" w:unhideWhenUsed="1"/>
+    <w:lsdException w:name="Closing" w:semiHidden="1" w:unhideWhenUsed="1"/>
+    <w:lsdException w:name="footnote text" w:semiHidden="1" w:unhideWhenUsed="1"/>
+    <w:lsdException w:name="Body Text Indent 2" w:semiHidden="1" w:unhideWhenUsed="1"/>
+    <w:lsdException w:name="envelope address" w:semiHidden="1" w:unhideWhenUsed="1"/>
+    <w:lsdException w:name="toa heading" w:semiHidden="1" w:unhideWhenUsed="1"/>
+    <w:lsdException w:name="Date" w:semiHidden="1" w:unhideWhenUsed="1"/>
+    <w:lsdException w:name="List Continue 3" w:semiHidden="1" w:unhideWhenUsed="1"/>
+    <w:lsdException w:name="index 4" w:semiHidden="1" w:unhideWhenUsed="1"/>
+    <w:lsdException w:name="index 3" w:semiHidden="1" w:unhideWhenUsed="1"/>
+    <w:lsdException w:name="Default Paragraph Font" w:uiPriority="1" w:semiHidden="1" w:unhideWhenUsed="1"/>
     <w:lsdException w:name="Message Header" w:semiHidden="1" w:unhideWhenUsed="1"/>
-    <w:lsdException w:name="Date" w:semiHidden="1" w:unhideWhenUsed="1"/>
-    <w:lsdException w:name="toc 7" w:uiPriority="39" w:semiHidden="1" w:unhideWhenUsed="1"/>
-    <w:lsdException w:name="annotation reference" w:semiHidden="1" w:unhideWhenUsed="1"/>
-    <w:lsdException w:name="heading 3" w:uiPriority="9" w:semiHidden="1" w:unhideWhenUsed="1" w:qFormat="1"/>
-    <w:lsdException w:name="List Number 3" w:semiHidden="1" w:unhideWhenUsed="1"/>
-    <w:lsdException w:name="Body Text First Indent" w:semiHidden="1" w:unhideWhenUsed="1"/>
-    <w:lsdException w:name="Normal" w:uiPriority="0" w:qFormat="1"/>
-    <w:lsdException w:name="Body Text" w:semiHidden="1" w:unhideWhenUsed="1"/>
-    <w:lsdException w:name="Strong" w:uiPriority="22" w:qFormat="1"/>
-    <w:lsdException w:name="index heading" w:semiHidden="1" w:unhideWhenUsed="1"/>
-    <w:lsdException w:name="List 4" w:semiHidden="1" w:unhideWhenUsed="1"/>
-    <w:lsdException w:name="annotation text" w:semiHidden="1" w:unhideWhenUsed="1"/>
-    <w:lsdException w:name="Signature" w:semiHidden="1" w:unhideWhenUsed="1"/>
-    <w:lsdException w:name="List Continue 2" w:semiHidden="1" w:unhideWhenUsed="1"/>
-    <w:lsdException w:name="List" w:semiHidden="1" w:unhideWhenUsed="1"/>
-    <w:lsdException w:name="endnote text" w:semiHidden="1" w:unhideWhenUsed="1"/>
-    <w:lsdException w:name="table of authorities" w:semiHidden="1" w:unhideWhenUsed="1"/>
-    <w:lsdException w:name="Body Text First Indent 2" w:semiHidden="1" w:unhideWhenUsed="1"/>
-    <w:lsdException w:name="endnote reference" w:semiHidden="1" w:unhideWhenUsed="1"/>
-    <w:lsdException w:name="heading 2" w:uiPriority="9" w:semiHidden="1" w:unhideWhenUsed="1" w:qFormat="1"/>
-    <w:lsdException w:name="heading 4" w:uiPriority="9" w:semiHidden="1" w:unhideWhenUsed="1" w:qFormat="1"/>
-    <w:lsdException w:name="heading 8" w:uiPriority="9" w:semiHidden="1" w:unhideWhenUsed="1" w:qFormat="1"/>
-    <w:lsdException w:name="toc 1" w:uiPriority="39" w:semiHidden="1" w:unhideWhenUsed="1"/>
-    <w:lsdException w:name="toc 6" w:uiPriority="39" w:semiHidden="1" w:unhideWhenUsed="1"/>
-    <w:lsdException w:name="List Continue 4" w:semiHidden="1" w:unhideWhenUsed="1"/>
-    <w:lsdException w:name="Block Text" w:semiHidden="1" w:unhideWhenUsed="1"/>
-    <w:lsdException w:name="List Continue 5" w:semiHidden="1" w:unhideWhenUsed="1"/>
-    <w:lsdException w:name="Subtitle" w:uiPriority="11" w:qFormat="1"/>
-    <w:lsdException w:name="List Number 2" w:semiHidden="1" w:unhideWhenUsed="1"/>
-    <w:lsdException w:name="Hyperlink" w:semiHidden="1" w:unhideWhenUsed="1"/>
-    <w:lsdException w:name="envelope return" w:semiHidden="1" w:unhideWhenUsed="1"/>
-    <w:lsdException w:name="Salutation" w:semiHidden="1" w:unhideWhenUsed="1"/>
-    <w:lsdException w:name="heading 5" w:uiPriority="9" w:semiHidden="1" w:unhideWhenUsed="1" w:qFormat="1"/>
-    <w:lsdException w:name="Closing" w:semiHidden="1" w:unhideWhenUsed="1"/>
-    <w:lsdException w:name="heading 1" w:uiPriority="9" w:qFormat="1"/>
     <w:lsdException w:name="index 6" w:semiHidden="1" w:unhideWhenUsed="1"/>
-    <w:lsdException w:name="heading 9" w:uiPriority="9" w:semiHidden="1" w:unhideWhenUsed="1" w:qFormat="1"/>
-    <w:lsdException w:name="index 5" w:semiHidden="1" w:unhideWhenUsed="1"/>
-    <w:lsdException w:name="toc 3" w:uiPriority="39" w:semiHidden="1" w:unhideWhenUsed="1"/>
-    <w:lsdException w:name="List 5" w:semiHidden="1" w:unhideWhenUsed="1"/>
-    <w:lsdException w:name="List Number" w:semiHidden="1" w:unhideWhenUsed="1"/>
-    <w:lsdException w:name="toc 8" w:uiPriority="39" w:semiHidden="1" w:unhideWhenUsed="1"/>
-    <w:lsdException w:name="List 2" w:semiHidden="1" w:unhideWhenUsed="1"/>
+    <w:lsdException w:name="macro" w:semiHidden="1" w:unhideWhenUsed="1"/>
     <w:lsdException w:name="header" w:semiHidden="1" w:unhideWhenUsed="1"/>
-    <w:lsdException w:name="envelope address" w:semiHidden="1" w:unhideWhenUsed="1"/>
-    <w:lsdException w:name="Body Text Indent" w:semiHidden="1" w:unhideWhenUsed="1"/>
-    <w:lsdException w:name="macro" w:semiHidden="1" w:unhideWhenUsed="1"/>
-    <w:lsdException w:name="List Number 5" w:semiHidden="1" w:unhideWhenUsed="1"/>
-    <w:lsdException w:name="caption" w:uiPriority="35" w:semiHidden="1" w:unhideWhenUsed="1" w:qFormat="1"/>
-    <w:lsdException w:name="heading 6" w:uiPriority="9" w:semiHidden="1" w:unhideWhenUsed="1" w:qFormat="1"/>
-    <w:lsdException w:name="toc 5" w:uiPriority="39" w:semiHidden="1" w:unhideWhenUsed="1"/>
-    <w:lsdException w:name="index 9" w:semiHidden="1" w:unhideWhenUsed="1"/>
-    <w:lsdException w:name="FollowedHyperlink" w:semiHidden="1" w:unhideWhenUsed="1"/>
-    <w:lsdException w:name="Note Heading" w:semiHidden="1" w:unhideWhenUsed="1"/>
-    <w:lsdException w:name="index 3" w:semiHidden="1" w:unhideWhenUsed="1"/>
-    <w:lsdException w:name="index 1" w:semiHidden="1" w:unhideWhenUsed="1"/>
-    <w:lsdException w:name="footnote reference" w:semiHidden="1" w:unhideWhenUsed="1"/>
-    <w:lsdException w:name="index 2" w:semiHidden="1" w:unhideWhenUsed="1"/>
-    <w:lsdException w:name="index 4" w:semiHidden="1" w:unhideWhenUsed="1"/>
-    <w:lsdException w:name="index 7" w:semiHidden="1" w:unhideWhenUsed="1"/>
-    <w:lsdException w:name="toc 4" w:uiPriority="39" w:semiHidden="1" w:unhideWhenUsed="1"/>
-    <w:lsdException w:name="toc 2" w:uiPriority="39" w:semiHidden="1" w:unhideWhenUsed="1"/>
-    <w:lsdException w:name="toc 9" w:uiPriority="39" w:semiHidden="1" w:unhideWhenUsed="1"/>
-    <w:lsdException w:name="page number" w:semiHidden="1" w:unhideWhenUsed="1"/>
-    <w:lsdException w:name="footer" w:semiHidden="1" w:unhideWhenUsed="1"/>
-    <w:lsdException w:name="List Bullet 5" w:semiHidden="1" w:unhideWhenUsed="1"/>
-    <w:lsdException w:name="Body Text Indent 2" w:semiHidden="1" w:unhideWhenUsed="1"/>
-    <w:lsdException w:name="toa heading" w:semiHidden="1" w:unhideWhenUsed="1"/>
-    <w:lsdException w:name="List 3" w:semiHidden="1" w:unhideWhenUsed="1"/>
-    <w:lsdException w:name="Body Text Indent 3" w:semiHidden="1" w:unhideWhenUsed="1"/>
-    <w:lsdException w:name="Body Text 2" w:semiHidden="1" w:unhideWhenUsed="1"/>
-    <w:lsdException w:name="index 8" w:semiHidden="1" w:unhideWhenUsed="1"/>
-    <w:lsdException w:name="List Bullet" w:semiHidden="1" w:unhideWhenUsed="1"/>
-    <w:lsdException w:name="heading 7" w:uiPriority="9" w:semiHidden="1" w:unhideWhenUsed="1" w:qFormat="1"/>
-    <w:lsdException w:name="Default Paragraph Font" w:uiPriority="1" w:semiHidden="1" w:unhideWhenUsed="1"/>
-    <w:lsdException w:name="Body Text 3" w:semiHidden="1" w:unhideWhenUsed="1"/>
-    <w:lsdException w:name="Title" w:uiPriority="10" w:qFormat="1"/>
-    <w:lsdException w:name="List Continue 3" w:semiHidden="1" w:unhideWhenUsed="1"/>
-    <w:lsdException w:name="footnote text" w:semiHidden="1" w:unhideWhenUsed="1"/>
-    <w:lsdException w:name="List Number 4" w:semiHidden="1" w:unhideWhenUsed="1"/>
-    <w:lsdException w:name="table of figures" w:semiHidden="1" w:unhideWhenUsed="1"/>
-    <w:lsdException w:name="List Bullet 3" w:semiHidden="1" w:unhideWhenUsed="1"/>
-    <w:lsdException w:name="List Bullet 4" w:semiHidden="1" w:unhideWhenUsed="1"/>
-    <w:lsdException w:name="List Bullet 2" w:semiHidden="1" w:unhideWhenUsed="1"/>
-    <w:lsdException w:name="Normal Indent" w:semiHidden="1" w:unhideWhenUsed="1"/>
-    <w:lsdException w:name="line number" w:semiHidden="1" w:unhideWhenUsed="1"/>
   </w:latentStyles>
-  <w:style w:type="paragraph" w:styleId="000006">
-    <w:name w:val="heading 3"/>
-    <w:basedOn w:val="Normal"/>
-    <w:next w:val="Normal"/>
-    <w:uiPriority w:val="9"/>
-    <w:qFormat w:val="1"/>
-    <w:pPr>
-      <w:keepNext w:val="1"/>
-      <w:keepLines w:val="1"/>
-      <w:spacing w:before="180" w:after="80"/>
-      <w:outlineLvl w:val="2"/>
-    </w:pPr>
-    <w:rPr>
-      <w:b w:val="1"/>
-      <w:sz w:val="24"/>
-      <w:szCs w:val="24"/>
-    </w:rPr>
-  </w:style>
-  <w:style w:type="paragraph" w:styleId="000005">
-    <w:name w:val="heading 2"/>
-    <w:basedOn w:val="Normal"/>
-    <w:next w:val="Normal"/>
-    <w:uiPriority w:val="9"/>
-    <w:qFormat w:val="1"/>
-    <w:pPr>
-      <w:keepNext w:val="1"/>
-      <w:keepLines w:val="1"/>
-      <w:spacing w:before="200" w:after="100"/>
-      <w:outlineLvl w:val="1"/>
-    </w:pPr>
-    <w:rPr>
-      <w:b w:val="1"/>
-      <w:sz w:val="26"/>
-      <w:szCs w:val="26"/>
-    </w:rPr>
-  </w:style>
   <w:style w:type="paragraph" w:styleId="000004">
     <w:name w:val="toc 2"/>
     <w:basedOn w:val="Normal"/>
@@ -21651,6 +21686,42 @@
     </w:pPr>
     <w:rPr>
       <w:rFonts w:ascii="SimSun" w:hAnsi="SimSun" w:eastAsia="SimSun" w:cs="SimSun"/>
+      <w:sz w:val="24"/>
+      <w:szCs w:val="24"/>
+    </w:rPr>
+  </w:style>
+  <w:style w:type="paragraph" w:styleId="000005">
+    <w:name w:val="heading 2"/>
+    <w:basedOn w:val="Normal"/>
+    <w:next w:val="Normal"/>
+    <w:uiPriority w:val="9"/>
+    <w:qFormat w:val="1"/>
+    <w:pPr>
+      <w:keepNext w:val="1"/>
+      <w:keepLines w:val="1"/>
+      <w:spacing w:before="200" w:after="100"/>
+      <w:outlineLvl w:val="1"/>
+    </w:pPr>
+    <w:rPr>
+      <w:b w:val="1"/>
+      <w:sz w:val="26"/>
+      <w:szCs w:val="26"/>
+    </w:rPr>
+  </w:style>
+  <w:style w:type="paragraph" w:styleId="000006">
+    <w:name w:val="heading 3"/>
+    <w:basedOn w:val="Normal"/>
+    <w:next w:val="Normal"/>
+    <w:uiPriority w:val="9"/>
+    <w:qFormat w:val="1"/>
+    <w:pPr>
+      <w:keepNext w:val="1"/>
+      <w:keepLines w:val="1"/>
+      <w:spacing w:before="180" w:after="80"/>
+      <w:outlineLvl w:val="2"/>
+    </w:pPr>
+    <w:rPr>
+      <w:b w:val="1"/>
       <w:sz w:val="24"/>
       <w:szCs w:val="24"/>
     </w:rPr>

--- a/docs/项目现状报告_给甲方.docx
+++ b/docs/项目现状报告_给甲方.docx
@@ -176,7 +176,7 @@
           <w:color w:val="616161"/>
           <w:sz w:val="24"/>
         </w:rPr>
-        <w:t>OrcaLab / OrcaStudio 26.8.1</w:t>
+        <w:t>OrcaLab / OrcaStudio 26.9.1</w:t>
       </w:r>
     </w:p>
     <w:p>
@@ -2011,7 +2011,7 @@
                 <w:color w:val="212121"/>
                 <w:sz w:val="21"/>
               </w:rPr>
-              <w:t>26.8.1</w:t>
+              <w:t>26.9.1</w:t>
             </w:r>
           </w:p>
         </w:tc>
@@ -3893,7 +3893,7 @@
                 <w:color w:val="c62828"/>
                 <w:sz w:val="21"/>
               </w:rPr>
-              <w:t>26.8.1</w:t>
+              <w:t>26.9.1</w:t>
             </w:r>
           </w:p>
         </w:tc>
@@ -4001,7 +4001,7 @@
                 <w:color w:val="c62828"/>
                 <w:sz w:val="21"/>
               </w:rPr>
-              <w:t>26.8.1</w:t>
+              <w:t>26.9.1</w:t>
             </w:r>
           </w:p>
         </w:tc>
@@ -4036,7 +4036,7 @@
                 <w:color w:val="212121"/>
                 <w:sz w:val="21"/>
               </w:rPr>
-              <w:t>场景编辑器，产品包 python-project-26.8.1</w:t>
+              <w:t>场景编辑器，产品包 python-project-26.9.1</w:t>
             </w:r>
           </w:p>
         </w:tc>
@@ -4107,7 +4107,7 @@
                 <w:color w:val="212121"/>
                 <w:sz w:val="21"/>
               </w:rPr>
-              <w:t>26.8.1</w:t>
+              <w:t>26.9.1</w:t>
             </w:r>
           </w:p>
         </w:tc>
@@ -4214,7 +4214,7 @@
                 <w:color w:val="212121"/>
                 <w:sz w:val="21"/>
               </w:rPr>
-              <w:t>26.8.1</w:t>
+              <w:t>26.9.1</w:t>
             </w:r>
           </w:p>
         </w:tc>
@@ -20112,7 +20112,7 @@
           <w:color w:val="212121"/>
           <w:sz w:val="24"/>
         </w:rPr>
-        <w:t>安装 OrcaLab 26.8.1 与 orcalab281 conda 环境，版本需与仿真端一致。</w:t>
+        <w:t>安装 OrcaLab 26.9.1 与 orcalab281 conda 环境，版本需与仿真端一致。</w:t>
       </w:r>
     </w:p>
     <w:p>
@@ -20743,7 +20743,7 @@
                 <w:color w:val="212121"/>
                 <w:sz w:val="21"/>
               </w:rPr>
-              <w:t>OrcaLab / OrcaStudio / orca-gym 均为 26.8.1</w:t>
+              <w:t>OrcaLab / OrcaStudio / orca-gym 均为 26.9.1</w:t>
             </w:r>
           </w:p>
         </w:tc>
@@ -21568,94 +21568,94 @@
     </w:pPrDefault>
   </w:docDefaults>
   <w:latentStyles w:defLockedState="0" w:defUIPriority="99" w:defSemiHidden="0" w:defUnhideWhenUsed="0" w:defQFormat="0" w:count="88">
+    <w:lsdException w:name="heading 8" w:uiPriority="9" w:semiHidden="1" w:unhideWhenUsed="1" w:qFormat="1"/>
+    <w:lsdException w:name="List Number 2" w:semiHidden="1" w:unhideWhenUsed="1"/>
+    <w:lsdException w:name="index 4" w:semiHidden="1" w:unhideWhenUsed="1"/>
+    <w:lsdException w:name="endnote reference" w:semiHidden="1" w:unhideWhenUsed="1"/>
+    <w:lsdException w:name="table of authorities" w:semiHidden="1" w:unhideWhenUsed="1"/>
+    <w:lsdException w:name="List 5" w:semiHidden="1" w:unhideWhenUsed="1"/>
+    <w:lsdException w:name="Title" w:uiPriority="10" w:qFormat="1"/>
+    <w:lsdException w:name="toc 4" w:uiPriority="39" w:semiHidden="1" w:unhideWhenUsed="1"/>
+    <w:lsdException w:name="Salutation" w:semiHidden="1" w:unhideWhenUsed="1"/>
+    <w:lsdException w:name="List Bullet 2" w:semiHidden="1" w:unhideWhenUsed="1"/>
+    <w:lsdException w:name="Subtitle" w:uiPriority="11" w:qFormat="1"/>
+    <w:lsdException w:name="List Continue 3" w:semiHidden="1" w:unhideWhenUsed="1"/>
+    <w:lsdException w:name="List 4" w:semiHidden="1" w:unhideWhenUsed="1"/>
+    <w:lsdException w:name="List 2" w:semiHidden="1" w:unhideWhenUsed="1"/>
     <w:lsdException w:name="toc 9" w:uiPriority="39" w:semiHidden="1" w:unhideWhenUsed="1"/>
-    <w:lsdException w:name="toc 4" w:uiPriority="39" w:semiHidden="1" w:unhideWhenUsed="1"/>
-    <w:lsdException w:name="List Bullet" w:semiHidden="1" w:unhideWhenUsed="1"/>
+    <w:lsdException w:name="toc 5" w:uiPriority="39" w:semiHidden="1" w:unhideWhenUsed="1"/>
+    <w:lsdException w:name="List Bullet 3" w:semiHidden="1" w:unhideWhenUsed="1"/>
+    <w:lsdException w:name="heading 4" w:uiPriority="9" w:semiHidden="1" w:unhideWhenUsed="1" w:qFormat="1"/>
+    <w:lsdException w:name="index 8" w:semiHidden="1" w:unhideWhenUsed="1"/>
+    <w:lsdException w:name="Date" w:semiHidden="1" w:unhideWhenUsed="1"/>
+    <w:lsdException w:name="Block Text" w:semiHidden="1" w:unhideWhenUsed="1"/>
+    <w:lsdException w:name="annotation text" w:semiHidden="1" w:unhideWhenUsed="1"/>
+    <w:lsdException w:name="footnote text" w:semiHidden="1" w:unhideWhenUsed="1"/>
+    <w:lsdException w:name="List Number 5" w:semiHidden="1" w:unhideWhenUsed="1"/>
+    <w:lsdException w:name="heading 9" w:uiPriority="9" w:semiHidden="1" w:unhideWhenUsed="1" w:qFormat="1"/>
     <w:lsdException w:name="index 5" w:semiHidden="1" w:unhideWhenUsed="1"/>
-    <w:lsdException w:name="line number" w:semiHidden="1" w:unhideWhenUsed="1"/>
-    <w:lsdException w:name="heading 9" w:uiPriority="9" w:semiHidden="1" w:unhideWhenUsed="1" w:qFormat="1"/>
-    <w:lsdException w:name="Note Heading" w:semiHidden="1" w:unhideWhenUsed="1"/>
-    <w:lsdException w:name="heading 4" w:uiPriority="9" w:semiHidden="1" w:unhideWhenUsed="1" w:qFormat="1"/>
-    <w:lsdException w:name="Body Text First Indent" w:semiHidden="1" w:unhideWhenUsed="1"/>
+    <w:lsdException w:name="index 1" w:semiHidden="1" w:unhideWhenUsed="1"/>
+    <w:lsdException w:name="envelope return" w:semiHidden="1" w:unhideWhenUsed="1"/>
+    <w:lsdException w:name="heading 5" w:uiPriority="9" w:semiHidden="1" w:unhideWhenUsed="1" w:qFormat="1"/>
+    <w:lsdException w:name="Body Text Indent 2" w:semiHidden="1" w:unhideWhenUsed="1"/>
+    <w:lsdException w:name="Body Text" w:semiHidden="1" w:unhideWhenUsed="1"/>
+    <w:lsdException w:name="Body Text First Indent 2" w:semiHidden="1" w:unhideWhenUsed="1"/>
+    <w:lsdException w:name="Closing" w:semiHidden="1" w:unhideWhenUsed="1"/>
+    <w:lsdException w:name="caption" w:uiPriority="35" w:semiHidden="1" w:unhideWhenUsed="1" w:qFormat="1"/>
+    <w:lsdException w:name="Body Text Indent 3" w:semiHidden="1" w:unhideWhenUsed="1"/>
+    <w:lsdException w:name="toc 1" w:uiPriority="39" w:semiHidden="1" w:unhideWhenUsed="1"/>
+    <w:lsdException w:name="List Number 4" w:semiHidden="1" w:unhideWhenUsed="1"/>
+    <w:lsdException w:name="table of figures" w:semiHidden="1" w:unhideWhenUsed="1"/>
+    <w:lsdException w:name="List Continue 2" w:semiHidden="1" w:unhideWhenUsed="1"/>
+    <w:lsdException w:name="Signature" w:semiHidden="1" w:unhideWhenUsed="1"/>
+    <w:lsdException w:name="Normal Indent" w:semiHidden="1" w:unhideWhenUsed="1"/>
+    <w:lsdException w:name="List 3" w:semiHidden="1" w:unhideWhenUsed="1"/>
+    <w:lsdException w:name="toc 6" w:uiPriority="39" w:semiHidden="1" w:unhideWhenUsed="1"/>
+    <w:lsdException w:name="footer" w:semiHidden="1" w:unhideWhenUsed="1"/>
+    <w:lsdException w:name="toc 2" w:uiPriority="39" w:semiHidden="1" w:unhideWhenUsed="1"/>
+    <w:lsdException w:name="endnote text" w:semiHidden="1" w:unhideWhenUsed="1"/>
+    <w:lsdException w:name="Message Header" w:semiHidden="1" w:unhideWhenUsed="1"/>
+    <w:lsdException w:name="heading 1" w:uiPriority="9" w:qFormat="1"/>
+    <w:lsdException w:name="List Bullet 4" w:semiHidden="1" w:unhideWhenUsed="1"/>
+    <w:lsdException w:name="index 9" w:semiHidden="1" w:unhideWhenUsed="1"/>
+    <w:lsdException w:name="header" w:semiHidden="1" w:unhideWhenUsed="1"/>
+    <w:lsdException w:name="Hyperlink" w:semiHidden="1" w:unhideWhenUsed="1"/>
+    <w:lsdException w:name="annotation reference" w:semiHidden="1" w:unhideWhenUsed="1"/>
+    <w:lsdException w:name="List Continue" w:semiHidden="1" w:unhideWhenUsed="1"/>
+    <w:lsdException w:name="FollowedHyperlink" w:semiHidden="1" w:unhideWhenUsed="1"/>
+    <w:lsdException w:name="heading 6" w:uiPriority="9" w:semiHidden="1" w:unhideWhenUsed="1" w:qFormat="1"/>
+    <w:lsdException w:name="index 2" w:semiHidden="1" w:unhideWhenUsed="1"/>
+    <w:lsdException w:name="heading 2" w:uiPriority="9" w:semiHidden="1" w:unhideWhenUsed="1" w:qFormat="1"/>
+    <w:lsdException w:name="index 6" w:semiHidden="1" w:unhideWhenUsed="1"/>
     <w:lsdException w:name="Body Text 3" w:semiHidden="1" w:unhideWhenUsed="1"/>
-    <w:lsdException w:name="heading 1" w:uiPriority="9" w:qFormat="1"/>
-    <w:lsdException w:name="heading 6" w:uiPriority="9" w:semiHidden="1" w:unhideWhenUsed="1" w:qFormat="1"/>
-    <w:lsdException w:name="List Bullet 2" w:semiHidden="1" w:unhideWhenUsed="1"/>
-    <w:lsdException w:name="annotation reference" w:semiHidden="1" w:unhideWhenUsed="1"/>
-    <w:lsdException w:name="Body Text First Indent 2" w:semiHidden="1" w:unhideWhenUsed="1"/>
-    <w:lsdException w:name="List Number 4" w:semiHidden="1" w:unhideWhenUsed="1"/>
-    <w:lsdException w:name="List Continue 5" w:semiHidden="1" w:unhideWhenUsed="1"/>
-    <w:lsdException w:name="List Number 3" w:semiHidden="1" w:unhideWhenUsed="1"/>
-    <w:lsdException w:name="toc 2" w:uiPriority="39" w:semiHidden="1" w:unhideWhenUsed="1"/>
-    <w:lsdException w:name="heading 2" w:uiPriority="9" w:semiHidden="1" w:unhideWhenUsed="1" w:qFormat="1"/>
-    <w:lsdException w:name="Body Text Indent 3" w:semiHidden="1" w:unhideWhenUsed="1"/>
-    <w:lsdException w:name="caption" w:uiPriority="35" w:semiHidden="1" w:unhideWhenUsed="1" w:qFormat="1"/>
-    <w:lsdException w:name="index heading" w:semiHidden="1" w:unhideWhenUsed="1"/>
-    <w:lsdException w:name="page number" w:semiHidden="1" w:unhideWhenUsed="1"/>
-    <w:lsdException w:name="List Bullet 4" w:semiHidden="1" w:unhideWhenUsed="1"/>
-    <w:lsdException w:name="toc 8" w:uiPriority="39" w:semiHidden="1" w:unhideWhenUsed="1"/>
-    <w:lsdException w:name="toc 3" w:uiPriority="39" w:semiHidden="1" w:unhideWhenUsed="1"/>
-    <w:lsdException w:name="toc 5" w:uiPriority="39" w:semiHidden="1" w:unhideWhenUsed="1"/>
-    <w:lsdException w:name="heading 8" w:uiPriority="9" w:semiHidden="1" w:unhideWhenUsed="1" w:qFormat="1"/>
-    <w:lsdException w:name="heading 3" w:uiPriority="9" w:semiHidden="1" w:unhideWhenUsed="1" w:qFormat="1"/>
-    <w:lsdException w:name="Hyperlink" w:semiHidden="1" w:unhideWhenUsed="1"/>
-    <w:lsdException w:name="List 3" w:semiHidden="1" w:unhideWhenUsed="1"/>
-    <w:lsdException w:name="FollowedHyperlink" w:semiHidden="1" w:unhideWhenUsed="1"/>
-    <w:lsdException w:name="heading 5" w:uiPriority="9" w:semiHidden="1" w:unhideWhenUsed="1" w:qFormat="1"/>
-    <w:lsdException w:name="Block Text" w:semiHidden="1" w:unhideWhenUsed="1"/>
-    <w:lsdException w:name="List Bullet 5" w:semiHidden="1" w:unhideWhenUsed="1"/>
-    <w:lsdException w:name="List Bullet 3" w:semiHidden="1" w:unhideWhenUsed="1"/>
-    <w:lsdException w:name="Body Text 2" w:semiHidden="1" w:unhideWhenUsed="1"/>
-    <w:lsdException w:name="List" w:semiHidden="1" w:unhideWhenUsed="1"/>
-    <w:lsdException w:name="Title" w:uiPriority="10" w:qFormat="1"/>
-    <w:lsdException w:name="footnote reference" w:semiHidden="1" w:unhideWhenUsed="1"/>
-    <w:lsdException w:name="List Continue" w:semiHidden="1" w:unhideWhenUsed="1"/>
-    <w:lsdException w:name="List 4" w:semiHidden="1" w:unhideWhenUsed="1"/>
-    <w:lsdException w:name="List Continue 2" w:semiHidden="1" w:unhideWhenUsed="1"/>
-    <w:lsdException w:name="List Continue 4" w:semiHidden="1" w:unhideWhenUsed="1"/>
-    <w:lsdException w:name="List Number 5" w:semiHidden="1" w:unhideWhenUsed="1"/>
-    <w:lsdException w:name="List Number" w:semiHidden="1" w:unhideWhenUsed="1"/>
-    <w:lsdException w:name="Strong" w:uiPriority="22" w:qFormat="1"/>
-    <w:lsdException w:name="toc 6" w:uiPriority="39" w:semiHidden="1" w:unhideWhenUsed="1"/>
-    <w:lsdException w:name="toc 1" w:uiPriority="39" w:semiHidden="1" w:unhideWhenUsed="1"/>
-    <w:lsdException w:name="table of figures" w:semiHidden="1" w:unhideWhenUsed="1"/>
-    <w:lsdException w:name="index 7" w:semiHidden="1" w:unhideWhenUsed="1"/>
-    <w:lsdException w:name="table of authorities" w:semiHidden="1" w:unhideWhenUsed="1"/>
-    <w:lsdException w:name="Normal Indent" w:semiHidden="1" w:unhideWhenUsed="1"/>
-    <w:lsdException w:name="index 8" w:semiHidden="1" w:unhideWhenUsed="1"/>
-    <w:lsdException w:name="toc 7" w:uiPriority="39" w:semiHidden="1" w:unhideWhenUsed="1"/>
-    <w:lsdException w:name="envelope return" w:semiHidden="1" w:unhideWhenUsed="1"/>
-    <w:lsdException w:name="heading 7" w:uiPriority="9" w:semiHidden="1" w:unhideWhenUsed="1" w:qFormat="1"/>
-    <w:lsdException w:name="Signature" w:semiHidden="1" w:unhideWhenUsed="1"/>
-    <w:lsdException w:name="Body Text" w:semiHidden="1" w:unhideWhenUsed="1"/>
-    <w:lsdException w:name="annotation text" w:semiHidden="1" w:unhideWhenUsed="1"/>
-    <w:lsdException w:name="endnote text" w:semiHidden="1" w:unhideWhenUsed="1"/>
-    <w:lsdException w:name="endnote reference" w:semiHidden="1" w:unhideWhenUsed="1"/>
-    <w:lsdException w:name="index 2" w:semiHidden="1" w:unhideWhenUsed="1"/>
-    <w:lsdException w:name="index 9" w:semiHidden="1" w:unhideWhenUsed="1"/>
-    <w:lsdException w:name="footer" w:semiHidden="1" w:unhideWhenUsed="1"/>
-    <w:lsdException w:name="index 1" w:semiHidden="1" w:unhideWhenUsed="1"/>
-    <w:lsdException w:name="Subtitle" w:uiPriority="11" w:qFormat="1"/>
-    <w:lsdException w:name="Salutation" w:semiHidden="1" w:unhideWhenUsed="1"/>
-    <w:lsdException w:name="Normal" w:uiPriority="0" w:qFormat="1"/>
-    <w:lsdException w:name="List 2" w:semiHidden="1" w:unhideWhenUsed="1"/>
-    <w:lsdException w:name="Body Text Indent" w:semiHidden="1" w:unhideWhenUsed="1"/>
-    <w:lsdException w:name="List 5" w:semiHidden="1" w:unhideWhenUsed="1"/>
-    <w:lsdException w:name="List Number 2" w:semiHidden="1" w:unhideWhenUsed="1"/>
-    <w:lsdException w:name="Closing" w:semiHidden="1" w:unhideWhenUsed="1"/>
-    <w:lsdException w:name="footnote text" w:semiHidden="1" w:unhideWhenUsed="1"/>
-    <w:lsdException w:name="Body Text Indent 2" w:semiHidden="1" w:unhideWhenUsed="1"/>
+    <w:lsdException w:name="Default Paragraph Font" w:uiPriority="1" w:semiHidden="1" w:unhideWhenUsed="1"/>
     <w:lsdException w:name="envelope address" w:semiHidden="1" w:unhideWhenUsed="1"/>
     <w:lsdException w:name="toa heading" w:semiHidden="1" w:unhideWhenUsed="1"/>
-    <w:lsdException w:name="Date" w:semiHidden="1" w:unhideWhenUsed="1"/>
-    <w:lsdException w:name="List Continue 3" w:semiHidden="1" w:unhideWhenUsed="1"/>
-    <w:lsdException w:name="index 4" w:semiHidden="1" w:unhideWhenUsed="1"/>
+    <w:lsdException w:name="List Number" w:semiHidden="1" w:unhideWhenUsed="1"/>
+    <w:lsdException w:name="List Number 3" w:semiHidden="1" w:unhideWhenUsed="1"/>
+    <w:lsdException w:name="footnote reference" w:semiHidden="1" w:unhideWhenUsed="1"/>
+    <w:lsdException w:name="List Continue 5" w:semiHidden="1" w:unhideWhenUsed="1"/>
+    <w:lsdException w:name="Body Text Indent" w:semiHidden="1" w:unhideWhenUsed="1"/>
     <w:lsdException w:name="index 3" w:semiHidden="1" w:unhideWhenUsed="1"/>
-    <w:lsdException w:name="Default Paragraph Font" w:uiPriority="1" w:semiHidden="1" w:unhideWhenUsed="1"/>
-    <w:lsdException w:name="Message Header" w:semiHidden="1" w:unhideWhenUsed="1"/>
-    <w:lsdException w:name="index 6" w:semiHidden="1" w:unhideWhenUsed="1"/>
+    <w:lsdException w:name="Body Text 2" w:semiHidden="1" w:unhideWhenUsed="1"/>
+    <w:lsdException w:name="toc 7" w:uiPriority="39" w:semiHidden="1" w:unhideWhenUsed="1"/>
+    <w:lsdException w:name="List" w:semiHidden="1" w:unhideWhenUsed="1"/>
+    <w:lsdException w:name="toc 3" w:uiPriority="39" w:semiHidden="1" w:unhideWhenUsed="1"/>
+    <w:lsdException w:name="List Bullet 5" w:semiHidden="1" w:unhideWhenUsed="1"/>
+    <w:lsdException w:name="Body Text First Indent" w:semiHidden="1" w:unhideWhenUsed="1"/>
+    <w:lsdException w:name="List Continue 4" w:semiHidden="1" w:unhideWhenUsed="1"/>
+    <w:lsdException w:name="Normal" w:uiPriority="0" w:qFormat="1"/>
+    <w:lsdException w:name="Note Heading" w:semiHidden="1" w:unhideWhenUsed="1"/>
+    <w:lsdException w:name="Strong" w:uiPriority="22" w:qFormat="1"/>
+    <w:lsdException w:name="List Bullet" w:semiHidden="1" w:unhideWhenUsed="1"/>
+    <w:lsdException w:name="toc 8" w:uiPriority="39" w:semiHidden="1" w:unhideWhenUsed="1"/>
+    <w:lsdException w:name="heading 7" w:uiPriority="9" w:semiHidden="1" w:unhideWhenUsed="1" w:qFormat="1"/>
+    <w:lsdException w:name="index 7" w:semiHidden="1" w:unhideWhenUsed="1"/>
+    <w:lsdException w:name="line number" w:semiHidden="1" w:unhideWhenUsed="1"/>
+    <w:lsdException w:name="heading 3" w:uiPriority="9" w:semiHidden="1" w:unhideWhenUsed="1" w:qFormat="1"/>
+    <w:lsdException w:name="index heading" w:semiHidden="1" w:unhideWhenUsed="1"/>
     <w:lsdException w:name="macro" w:semiHidden="1" w:unhideWhenUsed="1"/>
-    <w:lsdException w:name="header" w:semiHidden="1" w:unhideWhenUsed="1"/>
+    <w:lsdException w:name="page number" w:semiHidden="1" w:unhideWhenUsed="1"/>
   </w:latentStyles>
   <w:style w:type="paragraph" w:styleId="000004">
     <w:name w:val="toc 2"/>
@@ -21674,18 +21674,20 @@
       <w:szCs w:val="24"/>
     </w:rPr>
   </w:style>
-  <w:style w:type="paragraph" w:styleId="000003">
-    <w:name w:val="toc 1"/>
+  <w:style w:type="paragraph" w:styleId="000006">
+    <w:name w:val="heading 3"/>
     <w:basedOn w:val="Normal"/>
+    <w:next w:val="Normal"/>
+    <w:uiPriority w:val="9"/>
     <w:qFormat w:val="1"/>
     <w:pPr>
-      <w:tabs>
-        <w:tab w:val="right" w:leader="dot" w:pos="9072"/>
-      </w:tabs>
-      <w:spacing w:before="120" w:after="120" w:line="360"/>
+      <w:keepNext w:val="1"/>
+      <w:keepLines w:val="1"/>
+      <w:spacing w:before="180" w:after="80"/>
+      <w:outlineLvl w:val="2"/>
     </w:pPr>
     <w:rPr>
-      <w:rFonts w:ascii="SimSun" w:hAnsi="SimSun" w:eastAsia="SimSun" w:cs="SimSun"/>
+      <w:b w:val="1"/>
       <w:sz w:val="24"/>
       <w:szCs w:val="24"/>
     </w:rPr>
@@ -21708,20 +21710,18 @@
       <w:szCs w:val="26"/>
     </w:rPr>
   </w:style>
-  <w:style w:type="paragraph" w:styleId="000006">
-    <w:name w:val="heading 3"/>
+  <w:style w:type="paragraph" w:styleId="000003">
+    <w:name w:val="toc 1"/>
     <w:basedOn w:val="Normal"/>
-    <w:next w:val="Normal"/>
-    <w:uiPriority w:val="9"/>
     <w:qFormat w:val="1"/>
     <w:pPr>
-      <w:keepNext w:val="1"/>
-      <w:keepLines w:val="1"/>
-      <w:spacing w:before="180" w:after="80"/>
-      <w:outlineLvl w:val="2"/>
+      <w:tabs>
+        <w:tab w:val="right" w:leader="dot" w:pos="9072"/>
+      </w:tabs>
+      <w:spacing w:before="120" w:after="120" w:line="360"/>
     </w:pPr>
     <w:rPr>
-      <w:b w:val="1"/>
+      <w:rFonts w:ascii="SimSun" w:hAnsi="SimSun" w:eastAsia="SimSun" w:cs="SimSun"/>
       <w:sz w:val="24"/>
       <w:szCs w:val="24"/>
     </w:rPr>
